--- a/dokumentacja.docx
+++ b/dokumentacja.docx
@@ -4,10 +4,24 @@
   <w:body>
     <w:p>
       <w:r>
-        <w:t>Start</w:t>
+        <w:t>Start projektu dnia 31.05.2026r.</w:t>
       </w:r>
       <w:r>
-        <w:t xml:space="preserve"> projektu dnia 31.05.2026r.</w:t>
+        <w:br/>
+      </w:r>
+    </w:p>
+    <w:p/>
+    <w:p>
+      <w:r>
+        <w:t>31.05.2026r.</w:t>
+      </w:r>
+      <w:r>
+        <w:br/>
+        <w:t>Testowy kod,</w:t>
+      </w:r>
+      <w:r>
+        <w:br/>
+        <w:t>by sprawdzić czy wszystko działa i się zapisuje w chmurze.</w:t>
       </w:r>
       <w:bookmarkStart w:id="0" w:name="_GoBack"/>
       <w:bookmarkEnd w:id="0"/>

--- a/dokumentacja.docx
+++ b/dokumentacja.docx
@@ -3,29 +3,145 @@
 <w:document xmlns:wpc="http://schemas.microsoft.com/office/word/2010/wordprocessingCanvas" xmlns:mc="http://schemas.openxmlformats.org/markup-compatibility/2006" xmlns:o="urn:schemas-microsoft-com:office:office" xmlns:r="http://schemas.openxmlformats.org/officeDocument/2006/relationships" xmlns:m="http://schemas.openxmlformats.org/officeDocument/2006/math" xmlns:v="urn:schemas-microsoft-com:vml" xmlns:wp14="http://schemas.microsoft.com/office/word/2010/wordprocessingDrawing" xmlns:wp="http://schemas.openxmlformats.org/drawingml/2006/wordprocessingDrawing" xmlns:w10="urn:schemas-microsoft-com:office:word" xmlns:w="http://schemas.openxmlformats.org/wordprocessingml/2006/main" xmlns:w14="http://schemas.microsoft.com/office/word/2010/wordml" xmlns:w15="http://schemas.microsoft.com/office/word/2012/wordml" xmlns:wpg="http://schemas.microsoft.com/office/word/2010/wordprocessingGroup" xmlns:wpi="http://schemas.microsoft.com/office/word/2010/wordprocessingInk" xmlns:wne="http://schemas.microsoft.com/office/word/2006/wordml" xmlns:wps="http://schemas.microsoft.com/office/word/2010/wordprocessingShape" mc:Ignorable="w14 w15 wp14">
   <w:body>
     <w:p>
+      <w:pPr>
+        <w:pBdr>
+          <w:bottom w:val="double" w:sz="6" w:space="1" w:color="auto"/>
+        </w:pBdr>
+      </w:pPr>
       <w:r>
         <w:t>Start projektu dnia 31.05.2026r.</w:t>
       </w:r>
       <w:r>
         <w:br/>
+      </w:r>
+    </w:p>
+    <w:p>
+      <w:r>
+        <w:t xml:space="preserve">Dokumentacja Projektu: Gra - </w:t>
+      </w:r>
+      <w:proofErr w:type="spellStart"/>
+      <w:r>
+        <w:t>gra_tablice_dwuwymiarowe</w:t>
+      </w:r>
+      <w:proofErr w:type="spellEnd"/>
+    </w:p>
+    <w:p>
+      <w:r>
+        <w:t>Autor: Szymon Jasiński</w:t>
+      </w:r>
+    </w:p>
+    <w:p>
+      <w:pPr>
+        <w:pBdr>
+          <w:bottom w:val="double" w:sz="6" w:space="1" w:color="auto"/>
+        </w:pBdr>
+      </w:pPr>
+      <w:r>
+        <w:t>Data: 31.05.2026 r.</w:t>
       </w:r>
     </w:p>
     <w:p/>
     <w:p>
       <w:r>
-        <w:t>31.05.2026r.</w:t>
+        <w:t>1. Opis pracy</w:t>
+      </w:r>
+      <w:r>
+        <w:t xml:space="preserve">: </w:t>
       </w:r>
       <w:r>
         <w:br/>
-        <w:t>Testowy kod,</w:t>
+        <w:t>Dzisiaj skupiłem się na przygotowaniu i skonfigurowaniu gita oraz na jego przetestowaniu.</w:t>
+      </w:r>
+    </w:p>
+    <w:p>
+      <w:r>
+        <w:t>2.Wykonane czynności:</w:t>
       </w:r>
       <w:r>
         <w:br/>
-        <w:t>by sprawdzić czy wszystko działa i się zapisuje w chmurze.</w:t>
+        <w:t>+ Zainstalowanie gita na komputerze</w:t>
+      </w:r>
+      <w:r>
+        <w:t>.</w:t>
+      </w:r>
+      <w:r>
+        <w:br/>
+        <w:t>+ Skonfigurowałem dane autora</w:t>
+      </w:r>
+      <w:r>
+        <w:t>.</w:t>
+      </w:r>
+      <w:r>
+        <w:br/>
+        <w:t>+ Utworzyłem pierwszy, podstawowy plik źródłowy projektu o nazwie „</w:t>
+      </w:r>
+      <w:r>
+        <w:t>testy</w:t>
+      </w:r>
+      <w:r>
+        <w:t>.cpp</w:t>
+      </w:r>
+      <w:r>
+        <w:t>”.</w:t>
+      </w:r>
+      <w:r>
+        <w:br/>
+        <w:t xml:space="preserve">+ </w:t>
+      </w:r>
+      <w:r>
+        <w:t xml:space="preserve">W ramach testu poprawności działania kodu napisałem krótki program w C++, który wypisuje w </w:t>
+      </w:r>
+      <w:r>
+        <w:t xml:space="preserve">       </w:t>
+      </w:r>
+      <w:r>
+        <w:t>konsoli komunikat: "test</w:t>
+      </w:r>
+      <w:r>
+        <w:t>,</w:t>
+      </w:r>
+      <w:r>
+        <w:t xml:space="preserve"> r</w:t>
+      </w:r>
+      <w:r>
+        <w:t xml:space="preserve">az dwa trzy, wszystko </w:t>
+      </w:r>
+      <w:proofErr w:type="spellStart"/>
+      <w:r>
+        <w:t>dziala</w:t>
+      </w:r>
+      <w:proofErr w:type="spellEnd"/>
+      <w:r>
+        <w:t>?</w:t>
       </w:r>
       <w:bookmarkStart w:id="0" w:name="_GoBack"/>
       <w:bookmarkEnd w:id="0"/>
+      <w:r>
+        <w:t xml:space="preserve">". </w:t>
+      </w:r>
+      <w:r>
+        <w:br/>
+        <w:t xml:space="preserve">+ </w:t>
+      </w:r>
+      <w:r>
+        <w:t>Przeprowadzi</w:t>
+      </w:r>
+      <w:r>
+        <w:t>łem pełny test i pomyślnie wysłałem wersje tekstowa do chmury.</w:t>
+      </w:r>
     </w:p>
+    <w:p>
+      <w:r>
+        <w:t>3.Rezultaty</w:t>
+      </w:r>
+      <w:r>
+        <w:br/>
+        <w:t>Wszystko działa poprawianie w 100%. Projekt jest gotowy na kolejny etap, czyli tworzenie gry.</w:t>
+      </w:r>
+    </w:p>
+    <w:p/>
+    <w:p/>
+    <w:p/>
     <w:sectPr>
       <w:pgSz w:w="11906" w:h="16838"/>
       <w:pgMar w:top="1417" w:right="1417" w:bottom="1417" w:left="1417" w:header="708" w:footer="708" w:gutter="0"/>

--- a/dokumentacja.docx
+++ b/dokumentacja.docx
@@ -1,6 +1,6 @@
 
 <file path=word/document.xml><?xml version="1.0" encoding="utf-8"?>
-<w:document xmlns:ve="http://schemas.openxmlformats.org/markup-compatibility/2006" xmlns:o="urn:schemas-microsoft-com:office:office" xmlns:r="http://schemas.openxmlformats.org/officeDocument/2006/relationships" xmlns:m="http://schemas.openxmlformats.org/officeDocument/2006/math" xmlns:v="urn:schemas-microsoft-com:vml" xmlns:wp="http://schemas.openxmlformats.org/drawingml/2006/wordprocessingDrawing" xmlns:w10="urn:schemas-microsoft-com:office:word" xmlns:w="http://schemas.openxmlformats.org/wordprocessingml/2006/main" xmlns:wne="http://schemas.microsoft.com/office/word/2006/wordml">
+<w:document xmlns:wpc="http://schemas.microsoft.com/office/word/2010/wordprocessingCanvas" xmlns:mc="http://schemas.openxmlformats.org/markup-compatibility/2006" xmlns:o="urn:schemas-microsoft-com:office:office" xmlns:r="http://schemas.openxmlformats.org/officeDocument/2006/relationships" xmlns:m="http://schemas.openxmlformats.org/officeDocument/2006/math" xmlns:v="urn:schemas-microsoft-com:vml" xmlns:wp14="http://schemas.microsoft.com/office/word/2010/wordprocessingDrawing" xmlns:wp="http://schemas.openxmlformats.org/drawingml/2006/wordprocessingDrawing" xmlns:w10="urn:schemas-microsoft-com:office:word" xmlns:w="http://schemas.openxmlformats.org/wordprocessingml/2006/main" xmlns:w14="http://schemas.microsoft.com/office/word/2010/wordml" xmlns:w15="http://schemas.microsoft.com/office/word/2012/wordml" xmlns:wpg="http://schemas.microsoft.com/office/word/2010/wordprocessingGroup" xmlns:wpi="http://schemas.microsoft.com/office/word/2010/wordprocessingInk" xmlns:wne="http://schemas.microsoft.com/office/word/2006/wordml" xmlns:wps="http://schemas.microsoft.com/office/word/2010/wordprocessingShape" mc:Ignorable="w14 w15 wp14">
   <w:body>
     <w:p>
       <w:pPr>
@@ -17,8 +17,13 @@
     </w:p>
     <w:p>
       <w:r>
-        <w:t>Dokumentacja Projektu: Gra - gra_tablice_dwuwymiarowe</w:t>
-      </w:r>
+        <w:t xml:space="preserve">Dokumentacja Projektu: Gra - </w:t>
+      </w:r>
+      <w:proofErr w:type="spellStart"/>
+      <w:r>
+        <w:t>gra_tablice_dwuwymiarowe</w:t>
+      </w:r>
+      <w:proofErr w:type="spellEnd"/>
     </w:p>
     <w:p>
       <w:r>
@@ -35,108 +40,605 @@
         <w:t>Data: 31.05.2026 r.</w:t>
       </w:r>
     </w:p>
+    <w:p>
+      <w:r>
+        <w:t>1.</w:t>
+      </w:r>
+      <w:r>
+        <w:t xml:space="preserve">Opis pracy: </w:t>
+      </w:r>
+      <w:r>
+        <w:br/>
+        <w:t>Dzisiaj skupiłem się na przygotowaniu i skonfigurowaniu gita oraz na jego przetestowaniu.</w:t>
+      </w:r>
+    </w:p>
+    <w:p>
+      <w:r>
+        <w:t>2.Wykonane czynności:</w:t>
+      </w:r>
+      <w:r>
+        <w:br/>
+        <w:t>+ Zainstalowanie gita na komputerze</w:t>
+      </w:r>
+      <w:r>
+        <w:t>.</w:t>
+      </w:r>
+      <w:r>
+        <w:br/>
+        <w:t>+ Skonfigurowałem dane autora</w:t>
+      </w:r>
+      <w:r>
+        <w:t>.</w:t>
+      </w:r>
+      <w:r>
+        <w:br/>
+        <w:t>+ Utworzyłem pierwszy, podstawowy plik źródłowy projektu o nazwie „</w:t>
+      </w:r>
+      <w:r>
+        <w:t>testy</w:t>
+      </w:r>
+      <w:r>
+        <w:t>.cpp</w:t>
+      </w:r>
+      <w:r>
+        <w:t>”.</w:t>
+      </w:r>
+      <w:r>
+        <w:br/>
+        <w:t>+ W ramach testu poprawności działania kodu napisałem krótki program w C++, który wypisuje w konsoli komunikat: "test</w:t>
+      </w:r>
+      <w:r>
+        <w:t>,</w:t>
+      </w:r>
+      <w:r>
+        <w:t xml:space="preserve"> r</w:t>
+      </w:r>
+      <w:r>
+        <w:t xml:space="preserve">az dwa trzy, wszystko </w:t>
+      </w:r>
+      <w:proofErr w:type="spellStart"/>
+      <w:r>
+        <w:t>dziala</w:t>
+      </w:r>
+      <w:proofErr w:type="spellEnd"/>
+      <w:r>
+        <w:t xml:space="preserve">?". </w:t>
+      </w:r>
+      <w:r>
+        <w:br/>
+        <w:t xml:space="preserve">+ </w:t>
+      </w:r>
+      <w:r>
+        <w:t>Przeprowadzi</w:t>
+      </w:r>
+      <w:r>
+        <w:t>łem pełny test i pomyślnie wysłałem wersje tekstowa do chmury.</w:t>
+      </w:r>
+    </w:p>
+    <w:p>
+      <w:r>
+        <w:t>3.Rezultaty</w:t>
+      </w:r>
+      <w:r>
+        <w:br/>
+        <w:t>Wszystko działa poprawianie w 100%. Projekt jest gotowy na kolejny etap, czyli tworzenie gry.</w:t>
+      </w:r>
+    </w:p>
+    <w:p>
+      <w:pPr>
+        <w:pBdr>
+          <w:bottom w:val="double" w:sz="6" w:space="1" w:color="auto"/>
+        </w:pBdr>
+      </w:pPr>
+    </w:p>
+    <w:p>
+      <w:pPr>
+        <w:pBdr>
+          <w:bottom w:val="double" w:sz="6" w:space="1" w:color="auto"/>
+        </w:pBdr>
+      </w:pPr>
+    </w:p>
+    <w:p>
+      <w:pPr>
+        <w:pBdr>
+          <w:bottom w:val="double" w:sz="6" w:space="1" w:color="auto"/>
+        </w:pBdr>
+      </w:pPr>
+    </w:p>
+    <w:p>
+      <w:r>
+        <w:t xml:space="preserve">Dokumentacja Projektu: Gra - </w:t>
+      </w:r>
+      <w:proofErr w:type="spellStart"/>
+      <w:r>
+        <w:t>gra_tablice_dwuwymiarowe</w:t>
+      </w:r>
+      <w:proofErr w:type="spellEnd"/>
+    </w:p>
+    <w:p>
+      <w:r>
+        <w:t>Autor: Szymon Jasiński</w:t>
+      </w:r>
+    </w:p>
+    <w:p>
+      <w:pPr>
+        <w:pBdr>
+          <w:bottom w:val="double" w:sz="6" w:space="1" w:color="auto"/>
+        </w:pBdr>
+      </w:pPr>
+      <w:r>
+        <w:t>Data: 02.06</w:t>
+      </w:r>
+      <w:r>
+        <w:t>.2026 r.</w:t>
+      </w:r>
+    </w:p>
+    <w:p>
+      <w:r>
+        <w:br/>
+        <w:t xml:space="preserve">Ustalenie konceptu gry i opisanie jej </w:t>
+      </w:r>
+      <w:proofErr w:type="spellStart"/>
+      <w:r>
+        <w:t>celow</w:t>
+      </w:r>
+      <w:proofErr w:type="spellEnd"/>
+      <w:r>
+        <w:t>.</w:t>
+      </w:r>
+    </w:p>
+    <w:p>
+      <w:r>
+        <w:t>1. Ustalenie celów projektu i jego pomysłu</w:t>
+      </w:r>
+      <w:r>
+        <w:br/>
+        <w:t>CELE PROJEKTU:</w:t>
+      </w:r>
+      <w:r>
+        <w:br/>
+        <w:t>Gra o nazwie – LABIRYNT ZE SKARBAMI</w:t>
+      </w:r>
+      <w:r>
+        <w:t>.</w:t>
+      </w:r>
+    </w:p>
+    <w:p>
+      <w:r>
+        <w:t xml:space="preserve">Gra będzie </w:t>
+      </w:r>
+      <w:proofErr w:type="spellStart"/>
+      <w:r>
+        <w:t>polegac</w:t>
+      </w:r>
+      <w:proofErr w:type="spellEnd"/>
+      <w:r>
+        <w:t xml:space="preserve"> na planszy zrobionej z tablicy dwuwymiarowej na </w:t>
+      </w:r>
+      <w:r>
+        <w:t>której</w:t>
+      </w:r>
+      <w:r>
+        <w:t xml:space="preserve"> będą </w:t>
+      </w:r>
+      <w:r>
+        <w:t>ściany</w:t>
+      </w:r>
+      <w:r>
+        <w:t xml:space="preserve"> oznaczone np.0, gracz oznaczony np.1, skarby oznaczone np.5. i </w:t>
+      </w:r>
+      <w:r>
+        <w:t>puste</w:t>
+      </w:r>
+      <w:r>
+        <w:t xml:space="preserve"> miejsca po których </w:t>
+      </w:r>
+      <w:proofErr w:type="spellStart"/>
+      <w:r>
+        <w:t>poruszal</w:t>
+      </w:r>
+      <w:proofErr w:type="spellEnd"/>
+      <w:r>
+        <w:t xml:space="preserve"> by się gracz oznaczone spacja. Gracz w t</w:t>
+      </w:r>
+      <w:r>
+        <w:t xml:space="preserve">ej grze </w:t>
+      </w:r>
+      <w:proofErr w:type="spellStart"/>
+      <w:r>
+        <w:t>poruszal</w:t>
+      </w:r>
+      <w:proofErr w:type="spellEnd"/>
+      <w:r>
+        <w:t xml:space="preserve"> by się </w:t>
+      </w:r>
+      <w:proofErr w:type="spellStart"/>
+      <w:r>
+        <w:t>uzywajac</w:t>
+      </w:r>
+      <w:proofErr w:type="spellEnd"/>
+      <w:r>
+        <w:t xml:space="preserve"> klawiatury i kla</w:t>
+      </w:r>
+      <w:r>
+        <w:t>w</w:t>
+      </w:r>
+      <w:r>
+        <w:t>i</w:t>
+      </w:r>
+      <w:r>
+        <w:t xml:space="preserve">szy </w:t>
+      </w:r>
+      <w:proofErr w:type="spellStart"/>
+      <w:r>
+        <w:t>w,a,s,d</w:t>
+      </w:r>
+      <w:proofErr w:type="spellEnd"/>
+      <w:r>
+        <w:t xml:space="preserve">. Wygrana w tej grze będzie </w:t>
+      </w:r>
+      <w:proofErr w:type="spellStart"/>
+      <w:r>
+        <w:t>oznaczac</w:t>
+      </w:r>
+      <w:proofErr w:type="spellEnd"/>
+      <w:r>
+        <w:t xml:space="preserve"> zebranie wszystkich </w:t>
+      </w:r>
+      <w:proofErr w:type="spellStart"/>
+      <w:r>
+        <w:t>skarbow</w:t>
+      </w:r>
+      <w:proofErr w:type="spellEnd"/>
+      <w:r>
+        <w:t>,</w:t>
+      </w:r>
+      <w:r>
+        <w:t xml:space="preserve"> natomiast </w:t>
+      </w:r>
+      <w:proofErr w:type="spellStart"/>
+      <w:r>
+        <w:t>porazka</w:t>
+      </w:r>
+      <w:proofErr w:type="spellEnd"/>
+      <w:r>
+        <w:t xml:space="preserve"> </w:t>
+      </w:r>
+      <w:proofErr w:type="spellStart"/>
+      <w:r>
+        <w:t>wejscem</w:t>
+      </w:r>
+      <w:proofErr w:type="spellEnd"/>
+      <w:r>
+        <w:t xml:space="preserve"> w </w:t>
+      </w:r>
+      <w:proofErr w:type="spellStart"/>
+      <w:r>
+        <w:t>sciane</w:t>
+      </w:r>
+      <w:proofErr w:type="spellEnd"/>
+      <w:r>
+        <w:t>.</w:t>
+      </w:r>
+      <w:r>
+        <w:t xml:space="preserve"> </w:t>
+      </w:r>
+    </w:p>
     <w:p/>
     <w:p>
       <w:r>
-        <w:t xml:space="preserve">1. Opis pracy: </w:t>
-      </w:r>
-      <w:r>
-        <w:br/>
-        <w:t>Dzisiaj skupiłem się na przygotowaniu i skonfigurowaniu gita oraz na jego przetestowaniu.</w:t>
-      </w:r>
-    </w:p>
-    <w:p>
-      <w:r>
-        <w:t>2.Wykonane czynności:</w:t>
-      </w:r>
-      <w:r>
-        <w:br/>
-        <w:t>+ Zainstalowanie gita na komputerze</w:t>
-      </w:r>
+        <w:t>2.</w:t>
+      </w:r>
+      <w:r>
+        <w:t xml:space="preserve">Wstepne tworzenie gry </w:t>
+      </w:r>
+      <w:r>
+        <w:br/>
+      </w:r>
+      <w:r>
+        <w:t>+</w:t>
+      </w:r>
+      <w:r>
+        <w:t xml:space="preserve"> </w:t>
+      </w:r>
+      <w:r>
+        <w:t xml:space="preserve">Stworzenie pliku o nazwie gra.cpp w którym będzie </w:t>
+      </w:r>
+      <w:r>
+        <w:t>się znajdować kod gry.</w:t>
+      </w:r>
+      <w:r>
+        <w:br/>
+      </w:r>
+      <w:r>
+        <w:t xml:space="preserve">+ </w:t>
+      </w:r>
+      <w:proofErr w:type="spellStart"/>
+      <w:r>
+        <w:t>Swtorzenie</w:t>
+      </w:r>
+      <w:proofErr w:type="spellEnd"/>
+      <w:r>
+        <w:t xml:space="preserve"> kodu który będzie </w:t>
+      </w:r>
+      <w:proofErr w:type="spellStart"/>
+      <w:r>
+        <w:t>wypisywal</w:t>
+      </w:r>
+      <w:proofErr w:type="spellEnd"/>
+      <w:r>
+        <w:t xml:space="preserve"> w grze </w:t>
+      </w:r>
+      <w:proofErr w:type="spellStart"/>
+      <w:r>
+        <w:t>tabelke</w:t>
+      </w:r>
+      <w:proofErr w:type="spellEnd"/>
+      <w:r>
+        <w:t xml:space="preserve"> informacyjna na której będzie wypisana nazwa gry oraz jej autor</w:t>
+      </w:r>
+    </w:p>
+    <w:p/>
+    <w:p>
+      <w:pPr>
+        <w:pBdr>
+          <w:bottom w:val="double" w:sz="6" w:space="1" w:color="auto"/>
+        </w:pBdr>
+      </w:pPr>
+    </w:p>
+    <w:p>
+      <w:r>
+        <w:t xml:space="preserve">Dokumentacja Projektu: Gra - </w:t>
+      </w:r>
+      <w:proofErr w:type="spellStart"/>
+      <w:r>
+        <w:t>gra_tablice_dwuwymiarowe</w:t>
+      </w:r>
+      <w:proofErr w:type="spellEnd"/>
+    </w:p>
+    <w:p>
+      <w:r>
+        <w:t>Autor: Szymon Jasiński</w:t>
+      </w:r>
+    </w:p>
+    <w:p>
+      <w:pPr>
+        <w:pBdr>
+          <w:bottom w:val="double" w:sz="6" w:space="1" w:color="auto"/>
+        </w:pBdr>
+      </w:pPr>
+      <w:r>
+        <w:t>Data: 03.06</w:t>
+      </w:r>
+      <w:r>
+        <w:t>.2026 r.</w:t>
+      </w:r>
+    </w:p>
+    <w:p/>
+    <w:p>
+      <w:r>
+        <w:t>1.Opis pracy</w:t>
+      </w:r>
+      <w:r>
+        <w:br/>
+        <w:t xml:space="preserve">Dzisiaj skupiłem się na sprawdzeniu czy </w:t>
+      </w:r>
+      <w:proofErr w:type="spellStart"/>
+      <w:r>
+        <w:t>wszytsko</w:t>
+      </w:r>
+      <w:proofErr w:type="spellEnd"/>
+      <w:r>
+        <w:t xml:space="preserve"> się popranie zapisuje w chmurze i </w:t>
+      </w:r>
+      <w:proofErr w:type="spellStart"/>
+      <w:r>
+        <w:t>wysyla</w:t>
+      </w:r>
+      <w:proofErr w:type="spellEnd"/>
+      <w:r>
+        <w:t xml:space="preserve"> oraz na stworzeniu planszy gry czyli labiryntu.</w:t>
+      </w:r>
+    </w:p>
+    <w:p>
+      <w:r>
+        <w:t>2.Wykonanie czynności:</w:t>
+      </w:r>
+      <w:r>
+        <w:br/>
+        <w:t xml:space="preserve">+ Wysłanie wczorajszych </w:t>
+      </w:r>
+      <w:proofErr w:type="spellStart"/>
+      <w:r>
+        <w:t>plikow</w:t>
+      </w:r>
+      <w:proofErr w:type="spellEnd"/>
+      <w:r>
+        <w:t xml:space="preserve"> na </w:t>
+      </w:r>
+      <w:proofErr w:type="spellStart"/>
+      <w:r>
+        <w:t>chmure</w:t>
+      </w:r>
+      <w:proofErr w:type="spellEnd"/>
+      <w:r>
+        <w:t xml:space="preserve"> z powodu wcześniejszych komplikacji </w:t>
+      </w:r>
+      <w:proofErr w:type="spellStart"/>
+      <w:r>
+        <w:t>wyslaniem</w:t>
+      </w:r>
+      <w:proofErr w:type="spellEnd"/>
+      <w:r>
+        <w:br/>
+        <w:t xml:space="preserve">+ Stworzenie planszy gry, czyli labiryntu po którym będzie się poruszać gracz w celu zebraniu wszystkich </w:t>
+      </w:r>
+      <w:proofErr w:type="spellStart"/>
+      <w:r>
+        <w:t>skarbow</w:t>
+      </w:r>
+      <w:proofErr w:type="spellEnd"/>
       <w:r>
         <w:t>.</w:t>
       </w:r>
       <w:r>
         <w:br/>
-        <w:t>+ Skonfigurowałem dane autora</w:t>
-      </w:r>
-      <w:r>
-        <w:t>.</w:t>
-      </w:r>
-      <w:r>
-        <w:br/>
-        <w:t>+ Utworzyłem pierwszy, podstawowy plik źródłowy projektu o nazwie „</w:t>
-      </w:r>
-      <w:r>
-        <w:t>testy</w:t>
-      </w:r>
-      <w:r>
-        <w:t>.cpp</w:t>
-      </w:r>
-      <w:r>
-        <w:t>”.</w:t>
-      </w:r>
-      <w:r>
-        <w:br/>
-        <w:t>+ W ramach testu poprawności działania kodu napisałem krótki program w C++, który wypisuje w konsoli komunikat: "test</w:t>
-      </w:r>
-      <w:r>
-        <w:t>,</w:t>
-      </w:r>
-      <w:r>
-        <w:t xml:space="preserve"> r</w:t>
-      </w:r>
-      <w:r>
-        <w:t>az dwa trzy, wszystko dziala?</w:t>
+        <w:t xml:space="preserve">+ Plansza jest zbudowana z 0, 1, 5 oraz </w:t>
+      </w:r>
+      <w:proofErr w:type="spellStart"/>
+      <w:r>
+        <w:t>spcji</w:t>
+      </w:r>
+      <w:proofErr w:type="spellEnd"/>
+      <w:r>
+        <w:t xml:space="preserve">, które kolejno </w:t>
+      </w:r>
+      <w:proofErr w:type="spellStart"/>
+      <w:r>
+        <w:t>zonaczaja</w:t>
+      </w:r>
+      <w:proofErr w:type="spellEnd"/>
+      <w:r>
+        <w:t xml:space="preserve"> ściany gracza skarby oraz wolne pola po których będzie się </w:t>
+      </w:r>
+      <w:proofErr w:type="spellStart"/>
+      <w:r>
+        <w:t>mogl</w:t>
+      </w:r>
+      <w:proofErr w:type="spellEnd"/>
+      <w:r>
+        <w:t xml:space="preserve"> poruszać gracz.</w:t>
+      </w:r>
+      <w:r>
+        <w:br/>
+        <w:t xml:space="preserve">+ W labiryncie będzie ukryte 5 </w:t>
+      </w:r>
+      <w:proofErr w:type="spellStart"/>
+      <w:r>
+        <w:t>skarbow</w:t>
+      </w:r>
+      <w:proofErr w:type="spellEnd"/>
+      <w:r>
+        <w:t xml:space="preserve"> które gracz będzie </w:t>
+      </w:r>
+      <w:proofErr w:type="spellStart"/>
+      <w:r>
+        <w:t>musial</w:t>
+      </w:r>
+      <w:proofErr w:type="spellEnd"/>
+      <w:r>
+        <w:t xml:space="preserve"> </w:t>
+      </w:r>
+      <w:proofErr w:type="spellStart"/>
+      <w:r>
+        <w:t>zebrac</w:t>
+      </w:r>
+      <w:proofErr w:type="spellEnd"/>
+      <w:r>
+        <w:t xml:space="preserve"> aby </w:t>
+      </w:r>
+      <w:proofErr w:type="spellStart"/>
+      <w:r>
+        <w:t>wygrac</w:t>
+      </w:r>
+      <w:proofErr w:type="spellEnd"/>
+      <w:r>
+        <w:t xml:space="preserve"> </w:t>
+      </w:r>
+      <w:proofErr w:type="spellStart"/>
+      <w:r>
+        <w:t>gre</w:t>
+      </w:r>
+      <w:proofErr w:type="spellEnd"/>
+      <w:r>
+        <w:br/>
+        <w:t xml:space="preserve">+ </w:t>
+      </w:r>
+      <w:proofErr w:type="spellStart"/>
+      <w:r>
+        <w:t>Swtorzenie</w:t>
+      </w:r>
+      <w:proofErr w:type="spellEnd"/>
+      <w:r>
+        <w:t xml:space="preserve"> kodu który będzie </w:t>
+      </w:r>
+      <w:proofErr w:type="spellStart"/>
+      <w:r>
+        <w:t>wypisywal</w:t>
+      </w:r>
+      <w:proofErr w:type="spellEnd"/>
+      <w:r>
+        <w:t xml:space="preserve"> </w:t>
+      </w:r>
+      <w:proofErr w:type="spellStart"/>
+      <w:r>
+        <w:t>labirytn</w:t>
+      </w:r>
+      <w:proofErr w:type="spellEnd"/>
+      <w:r>
+        <w:br/>
+        <w:t xml:space="preserve">+ Zapisanie i </w:t>
+      </w:r>
+      <w:proofErr w:type="spellStart"/>
+      <w:r>
+        <w:t>wyslanie</w:t>
+      </w:r>
+      <w:proofErr w:type="spellEnd"/>
+      <w:r>
+        <w:t xml:space="preserve"> zaktualizowanych i </w:t>
+      </w:r>
+      <w:proofErr w:type="spellStart"/>
+      <w:r>
+        <w:t>rozrzerzonych</w:t>
+      </w:r>
+      <w:proofErr w:type="spellEnd"/>
+      <w:r>
+        <w:t xml:space="preserve"> </w:t>
+      </w:r>
+      <w:proofErr w:type="spellStart"/>
+      <w:r>
+        <w:t>plikow</w:t>
+      </w:r>
+      <w:proofErr w:type="spellEnd"/>
+      <w:r>
+        <w:t xml:space="preserve"> na gita</w:t>
+      </w:r>
+    </w:p>
+    <w:p>
+      <w:r>
+        <w:t>3.Rezultaty</w:t>
+      </w:r>
+      <w:r>
+        <w:br/>
+        <w:t>+ Wszystko się ładnie zapisuje i działa</w:t>
+      </w:r>
+      <w:r>
+        <w:br/>
+        <w:t xml:space="preserve">+ Kod i gra na razie działa perfekcyjnie i idealnie wypisuje </w:t>
+      </w:r>
+      <w:proofErr w:type="spellStart"/>
+      <w:r>
+        <w:t>tabelke</w:t>
+      </w:r>
+      <w:proofErr w:type="spellEnd"/>
+      <w:r>
+        <w:t xml:space="preserve"> </w:t>
+      </w:r>
+      <w:proofErr w:type="spellStart"/>
+      <w:r>
+        <w:t>inforamcyjna</w:t>
+      </w:r>
+      <w:proofErr w:type="spellEnd"/>
+      <w:r>
+        <w:t xml:space="preserve"> oraz plansze czyli labirynt tak jak miałem w planach</w:t>
       </w:r>
       <w:bookmarkStart w:id="0" w:name="_GoBack"/>
       <w:bookmarkEnd w:id="0"/>
-      <w:r>
-        <w:t xml:space="preserve">". </w:t>
-      </w:r>
-      <w:r>
-        <w:br/>
-        <w:t xml:space="preserve">+ </w:t>
-      </w:r>
-      <w:r>
-        <w:t>Przeprowadzi</w:t>
-      </w:r>
-      <w:r>
-        <w:t>łem pełny test i pomyślnie wysłałem wersje tekstowa do chmury.</w:t>
-      </w:r>
-    </w:p>
-    <w:p>
-      <w:r>
-        <w:t>3.Rezultaty</w:t>
-      </w:r>
-      <w:r>
-        <w:br/>
-        <w:t>Wszystko działa poprawianie w 100%. Projekt jest gotowy na kolejny etap, czyli tworzenie gry.</w:t>
-      </w:r>
-    </w:p>
-    <w:p>
-      <w:r>
-        <w:t>Data: 2.06.2026 r.</w:t>
-      </w:r>
-      <w:r>
-        <w:br/>
-        <w:t>Ustalenie konceptu gry i opisanie jej celow.</w:t>
-      </w:r>
-    </w:p>
-    <w:p>
-      <w:r>
-        <w:t>CELE PROJEKTU:</w:t>
-      </w:r>
-      <w:r>
-        <w:br/>
-        <w:t>Gra o naziwe Labirytn ze skarbami.</w:t>
-      </w:r>
-    </w:p>
-    <w:p>
-      <w:r>
-        <w:t xml:space="preserve">Gra będzie polegac na planszy zrobionej z tablicy dwuwymiarowej na ktorj będą sciany oznaczone np.0, gracz oznaczony np.1, skarby oznaczone np.5. i putse miejsca po których poruszal by się gracz oznaczone spacja. Gracz w tej grze poruszal by się uzyewajc klawiartury i klaiwszy w,a,s,d. Wygrana w tej grze będzie oznaczac zebranie wszystkich skarbow natomiast porazka wejscem w sciane </w:t>
-      </w:r>
-    </w:p>
+    </w:p>
+    <w:p/>
+    <w:p/>
+    <w:p/>
+    <w:p/>
     <w:p/>
     <w:p/>
     <w:p/>
@@ -151,7 +653,7 @@
 </file>
 
 <file path=word/styles.xml><?xml version="1.0" encoding="utf-8"?>
-<w:styles xmlns:r="http://schemas.openxmlformats.org/officeDocument/2006/relationships" xmlns:w="http://schemas.openxmlformats.org/wordprocessingml/2006/main">
+<w:styles xmlns:mc="http://schemas.openxmlformats.org/markup-compatibility/2006" xmlns:r="http://schemas.openxmlformats.org/officeDocument/2006/relationships" xmlns:w="http://schemas.openxmlformats.org/wordprocessingml/2006/main" xmlns:w14="http://schemas.microsoft.com/office/word/2010/wordml" xmlns:w15="http://schemas.microsoft.com/office/word/2012/wordml" mc:Ignorable="w14 w15">
   <w:docDefaults>
     <w:rPrDefault>
       <w:rPr>
@@ -167,144 +669,378 @@
       </w:pPr>
     </w:pPrDefault>
   </w:docDefaults>
-  <w:latentStyles w:defLockedState="0" w:defUIPriority="99" w:defSemiHidden="1" w:defUnhideWhenUsed="1" w:defQFormat="0" w:count="267">
-    <w:lsdException w:name="Normal" w:semiHidden="0" w:uiPriority="0" w:unhideWhenUsed="0" w:qFormat="1"/>
-    <w:lsdException w:name="heading 1" w:semiHidden="0" w:uiPriority="9" w:unhideWhenUsed="0" w:qFormat="1"/>
-    <w:lsdException w:name="heading 2" w:uiPriority="9" w:qFormat="1"/>
-    <w:lsdException w:name="heading 3" w:uiPriority="9" w:qFormat="1"/>
-    <w:lsdException w:name="heading 4" w:uiPriority="9" w:qFormat="1"/>
-    <w:lsdException w:name="heading 5" w:uiPriority="9" w:qFormat="1"/>
-    <w:lsdException w:name="heading 6" w:uiPriority="9" w:qFormat="1"/>
-    <w:lsdException w:name="heading 7" w:uiPriority="9" w:qFormat="1"/>
-    <w:lsdException w:name="heading 8" w:uiPriority="9" w:qFormat="1"/>
-    <w:lsdException w:name="heading 9" w:uiPriority="9" w:qFormat="1"/>
-    <w:lsdException w:name="toc 1" w:uiPriority="39"/>
-    <w:lsdException w:name="toc 2" w:uiPriority="39"/>
-    <w:lsdException w:name="toc 3" w:uiPriority="39"/>
-    <w:lsdException w:name="toc 4" w:uiPriority="39"/>
-    <w:lsdException w:name="toc 5" w:uiPriority="39"/>
-    <w:lsdException w:name="toc 6" w:uiPriority="39"/>
-    <w:lsdException w:name="toc 7" w:uiPriority="39"/>
-    <w:lsdException w:name="toc 8" w:uiPriority="39"/>
-    <w:lsdException w:name="toc 9" w:uiPriority="39"/>
-    <w:lsdException w:name="caption" w:uiPriority="35" w:qFormat="1"/>
-    <w:lsdException w:name="Title" w:semiHidden="0" w:uiPriority="10" w:unhideWhenUsed="0" w:qFormat="1"/>
-    <w:lsdException w:name="Default Paragraph Font" w:uiPriority="1"/>
-    <w:lsdException w:name="Subtitle" w:semiHidden="0" w:uiPriority="11" w:unhideWhenUsed="0" w:qFormat="1"/>
-    <w:lsdException w:name="Strong" w:semiHidden="0" w:uiPriority="22" w:unhideWhenUsed="0" w:qFormat="1"/>
-    <w:lsdException w:name="Emphasis" w:semiHidden="0" w:uiPriority="20" w:unhideWhenUsed="0" w:qFormat="1"/>
-    <w:lsdException w:name="Table Grid" w:semiHidden="0" w:uiPriority="39" w:unhideWhenUsed="0"/>
-    <w:lsdException w:name="Placeholder Text" w:unhideWhenUsed="0"/>
-    <w:lsdException w:name="No Spacing" w:semiHidden="0" w:uiPriority="1" w:unhideWhenUsed="0" w:qFormat="1"/>
-    <w:lsdException w:name="Light Shading" w:semiHidden="0" w:uiPriority="60" w:unhideWhenUsed="0"/>
-    <w:lsdException w:name="Light List" w:semiHidden="0" w:uiPriority="61" w:unhideWhenUsed="0"/>
-    <w:lsdException w:name="Light Grid" w:semiHidden="0" w:uiPriority="62" w:unhideWhenUsed="0"/>
-    <w:lsdException w:name="Medium Shading 1" w:semiHidden="0" w:uiPriority="63" w:unhideWhenUsed="0"/>
-    <w:lsdException w:name="Medium Shading 2" w:semiHidden="0" w:uiPriority="64" w:unhideWhenUsed="0"/>
-    <w:lsdException w:name="Medium List 1" w:semiHidden="0" w:uiPriority="65" w:unhideWhenUsed="0"/>
-    <w:lsdException w:name="Medium List 2" w:semiHidden="0" w:uiPriority="66" w:unhideWhenUsed="0"/>
-    <w:lsdException w:name="Medium Grid 1" w:semiHidden="0" w:uiPriority="67" w:unhideWhenUsed="0"/>
-    <w:lsdException w:name="Medium Grid 2" w:semiHidden="0" w:uiPriority="68" w:unhideWhenUsed="0"/>
-    <w:lsdException w:name="Medium Grid 3" w:semiHidden="0" w:uiPriority="69" w:unhideWhenUsed="0"/>
-    <w:lsdException w:name="Dark List" w:semiHidden="0" w:uiPriority="70" w:unhideWhenUsed="0"/>
-    <w:lsdException w:name="Colorful Shading" w:semiHidden="0" w:uiPriority="71" w:unhideWhenUsed="0"/>
-    <w:lsdException w:name="Colorful List" w:semiHidden="0" w:uiPriority="72" w:unhideWhenUsed="0"/>
-    <w:lsdException w:name="Colorful Grid" w:semiHidden="0" w:uiPriority="73" w:unhideWhenUsed="0"/>
-    <w:lsdException w:name="Light Shading Accent 1" w:semiHidden="0" w:uiPriority="60" w:unhideWhenUsed="0"/>
-    <w:lsdException w:name="Light List Accent 1" w:semiHidden="0" w:uiPriority="61" w:unhideWhenUsed="0"/>
-    <w:lsdException w:name="Light Grid Accent 1" w:semiHidden="0" w:uiPriority="62" w:unhideWhenUsed="0"/>
-    <w:lsdException w:name="Medium Shading 1 Accent 1" w:semiHidden="0" w:uiPriority="63" w:unhideWhenUsed="0"/>
-    <w:lsdException w:name="Medium Shading 2 Accent 1" w:semiHidden="0" w:uiPriority="64" w:unhideWhenUsed="0"/>
-    <w:lsdException w:name="Medium List 1 Accent 1" w:semiHidden="0" w:uiPriority="65" w:unhideWhenUsed="0"/>
-    <w:lsdException w:name="Revision" w:unhideWhenUsed="0"/>
-    <w:lsdException w:name="List Paragraph" w:semiHidden="0" w:uiPriority="34" w:unhideWhenUsed="0" w:qFormat="1"/>
-    <w:lsdException w:name="Quote" w:semiHidden="0" w:uiPriority="29" w:unhideWhenUsed="0" w:qFormat="1"/>
-    <w:lsdException w:name="Intense Quote" w:semiHidden="0" w:uiPriority="30" w:unhideWhenUsed="0" w:qFormat="1"/>
-    <w:lsdException w:name="Medium List 2 Accent 1" w:semiHidden="0" w:uiPriority="66" w:unhideWhenUsed="0"/>
-    <w:lsdException w:name="Medium Grid 1 Accent 1" w:semiHidden="0" w:uiPriority="67" w:unhideWhenUsed="0"/>
-    <w:lsdException w:name="Medium Grid 2 Accent 1" w:semiHidden="0" w:uiPriority="68" w:unhideWhenUsed="0"/>
-    <w:lsdException w:name="Medium Grid 3 Accent 1" w:semiHidden="0" w:uiPriority="69" w:unhideWhenUsed="0"/>
-    <w:lsdException w:name="Dark List Accent 1" w:semiHidden="0" w:uiPriority="70" w:unhideWhenUsed="0"/>
-    <w:lsdException w:name="Colorful Shading Accent 1" w:semiHidden="0" w:uiPriority="71" w:unhideWhenUsed="0"/>
-    <w:lsdException w:name="Colorful List Accent 1" w:semiHidden="0" w:uiPriority="72" w:unhideWhenUsed="0"/>
-    <w:lsdException w:name="Colorful Grid Accent 1" w:semiHidden="0" w:uiPriority="73" w:unhideWhenUsed="0"/>
-    <w:lsdException w:name="Light Shading Accent 2" w:semiHidden="0" w:uiPriority="60" w:unhideWhenUsed="0"/>
-    <w:lsdException w:name="Light List Accent 2" w:semiHidden="0" w:uiPriority="61" w:unhideWhenUsed="0"/>
-    <w:lsdException w:name="Light Grid Accent 2" w:semiHidden="0" w:uiPriority="62" w:unhideWhenUsed="0"/>
-    <w:lsdException w:name="Medium Shading 1 Accent 2" w:semiHidden="0" w:uiPriority="63" w:unhideWhenUsed="0"/>
-    <w:lsdException w:name="Medium Shading 2 Accent 2" w:semiHidden="0" w:uiPriority="64" w:unhideWhenUsed="0"/>
-    <w:lsdException w:name="Medium List 1 Accent 2" w:semiHidden="0" w:uiPriority="65" w:unhideWhenUsed="0"/>
-    <w:lsdException w:name="Medium List 2 Accent 2" w:semiHidden="0" w:uiPriority="66" w:unhideWhenUsed="0"/>
-    <w:lsdException w:name="Medium Grid 1 Accent 2" w:semiHidden="0" w:uiPriority="67" w:unhideWhenUsed="0"/>
-    <w:lsdException w:name="Medium Grid 2 Accent 2" w:semiHidden="0" w:uiPriority="68" w:unhideWhenUsed="0"/>
-    <w:lsdException w:name="Medium Grid 3 Accent 2" w:semiHidden="0" w:uiPriority="69" w:unhideWhenUsed="0"/>
-    <w:lsdException w:name="Dark List Accent 2" w:semiHidden="0" w:uiPriority="70" w:unhideWhenUsed="0"/>
-    <w:lsdException w:name="Colorful Shading Accent 2" w:semiHidden="0" w:uiPriority="71" w:unhideWhenUsed="0"/>
-    <w:lsdException w:name="Colorful List Accent 2" w:semiHidden="0" w:uiPriority="72" w:unhideWhenUsed="0"/>
-    <w:lsdException w:name="Colorful Grid Accent 2" w:semiHidden="0" w:uiPriority="73" w:unhideWhenUsed="0"/>
-    <w:lsdException w:name="Light Shading Accent 3" w:semiHidden="0" w:uiPriority="60" w:unhideWhenUsed="0"/>
-    <w:lsdException w:name="Light List Accent 3" w:semiHidden="0" w:uiPriority="61" w:unhideWhenUsed="0"/>
-    <w:lsdException w:name="Light Grid Accent 3" w:semiHidden="0" w:uiPriority="62" w:unhideWhenUsed="0"/>
-    <w:lsdException w:name="Medium Shading 1 Accent 3" w:semiHidden="0" w:uiPriority="63" w:unhideWhenUsed="0"/>
-    <w:lsdException w:name="Medium Shading 2 Accent 3" w:semiHidden="0" w:uiPriority="64" w:unhideWhenUsed="0"/>
-    <w:lsdException w:name="Medium List 1 Accent 3" w:semiHidden="0" w:uiPriority="65" w:unhideWhenUsed="0"/>
-    <w:lsdException w:name="Medium List 2 Accent 3" w:semiHidden="0" w:uiPriority="66" w:unhideWhenUsed="0"/>
-    <w:lsdException w:name="Medium Grid 1 Accent 3" w:semiHidden="0" w:uiPriority="67" w:unhideWhenUsed="0"/>
-    <w:lsdException w:name="Medium Grid 2 Accent 3" w:semiHidden="0" w:uiPriority="68" w:unhideWhenUsed="0"/>
-    <w:lsdException w:name="Medium Grid 3 Accent 3" w:semiHidden="0" w:uiPriority="69" w:unhideWhenUsed="0"/>
-    <w:lsdException w:name="Dark List Accent 3" w:semiHidden="0" w:uiPriority="70" w:unhideWhenUsed="0"/>
-    <w:lsdException w:name="Colorful Shading Accent 3" w:semiHidden="0" w:uiPriority="71" w:unhideWhenUsed="0"/>
-    <w:lsdException w:name="Colorful List Accent 3" w:semiHidden="0" w:uiPriority="72" w:unhideWhenUsed="0"/>
-    <w:lsdException w:name="Colorful Grid Accent 3" w:semiHidden="0" w:uiPriority="73" w:unhideWhenUsed="0"/>
-    <w:lsdException w:name="Light Shading Accent 4" w:semiHidden="0" w:uiPriority="60" w:unhideWhenUsed="0"/>
-    <w:lsdException w:name="Light List Accent 4" w:semiHidden="0" w:uiPriority="61" w:unhideWhenUsed="0"/>
-    <w:lsdException w:name="Light Grid Accent 4" w:semiHidden="0" w:uiPriority="62" w:unhideWhenUsed="0"/>
-    <w:lsdException w:name="Medium Shading 1 Accent 4" w:semiHidden="0" w:uiPriority="63" w:unhideWhenUsed="0"/>
-    <w:lsdException w:name="Medium Shading 2 Accent 4" w:semiHidden="0" w:uiPriority="64" w:unhideWhenUsed="0"/>
-    <w:lsdException w:name="Medium List 1 Accent 4" w:semiHidden="0" w:uiPriority="65" w:unhideWhenUsed="0"/>
-    <w:lsdException w:name="Medium List 2 Accent 4" w:semiHidden="0" w:uiPriority="66" w:unhideWhenUsed="0"/>
-    <w:lsdException w:name="Medium Grid 1 Accent 4" w:semiHidden="0" w:uiPriority="67" w:unhideWhenUsed="0"/>
-    <w:lsdException w:name="Medium Grid 2 Accent 4" w:semiHidden="0" w:uiPriority="68" w:unhideWhenUsed="0"/>
-    <w:lsdException w:name="Medium Grid 3 Accent 4" w:semiHidden="0" w:uiPriority="69" w:unhideWhenUsed="0"/>
-    <w:lsdException w:name="Dark List Accent 4" w:semiHidden="0" w:uiPriority="70" w:unhideWhenUsed="0"/>
-    <w:lsdException w:name="Colorful Shading Accent 4" w:semiHidden="0" w:uiPriority="71" w:unhideWhenUsed="0"/>
-    <w:lsdException w:name="Colorful List Accent 4" w:semiHidden="0" w:uiPriority="72" w:unhideWhenUsed="0"/>
-    <w:lsdException w:name="Colorful Grid Accent 4" w:semiHidden="0" w:uiPriority="73" w:unhideWhenUsed="0"/>
-    <w:lsdException w:name="Light Shading Accent 5" w:semiHidden="0" w:uiPriority="60" w:unhideWhenUsed="0"/>
-    <w:lsdException w:name="Light List Accent 5" w:semiHidden="0" w:uiPriority="61" w:unhideWhenUsed="0"/>
-    <w:lsdException w:name="Light Grid Accent 5" w:semiHidden="0" w:uiPriority="62" w:unhideWhenUsed="0"/>
-    <w:lsdException w:name="Medium Shading 1 Accent 5" w:semiHidden="0" w:uiPriority="63" w:unhideWhenUsed="0"/>
-    <w:lsdException w:name="Medium Shading 2 Accent 5" w:semiHidden="0" w:uiPriority="64" w:unhideWhenUsed="0"/>
-    <w:lsdException w:name="Medium List 1 Accent 5" w:semiHidden="0" w:uiPriority="65" w:unhideWhenUsed="0"/>
-    <w:lsdException w:name="Medium List 2 Accent 5" w:semiHidden="0" w:uiPriority="66" w:unhideWhenUsed="0"/>
-    <w:lsdException w:name="Medium Grid 1 Accent 5" w:semiHidden="0" w:uiPriority="67" w:unhideWhenUsed="0"/>
-    <w:lsdException w:name="Medium Grid 2 Accent 5" w:semiHidden="0" w:uiPriority="68" w:unhideWhenUsed="0"/>
-    <w:lsdException w:name="Medium Grid 3 Accent 5" w:semiHidden="0" w:uiPriority="69" w:unhideWhenUsed="0"/>
-    <w:lsdException w:name="Dark List Accent 5" w:semiHidden="0" w:uiPriority="70" w:unhideWhenUsed="0"/>
-    <w:lsdException w:name="Colorful Shading Accent 5" w:semiHidden="0" w:uiPriority="71" w:unhideWhenUsed="0"/>
-    <w:lsdException w:name="Colorful List Accent 5" w:semiHidden="0" w:uiPriority="72" w:unhideWhenUsed="0"/>
-    <w:lsdException w:name="Colorful Grid Accent 5" w:semiHidden="0" w:uiPriority="73" w:unhideWhenUsed="0"/>
-    <w:lsdException w:name="Light Shading Accent 6" w:semiHidden="0" w:uiPriority="60" w:unhideWhenUsed="0"/>
-    <w:lsdException w:name="Light List Accent 6" w:semiHidden="0" w:uiPriority="61" w:unhideWhenUsed="0"/>
-    <w:lsdException w:name="Light Grid Accent 6" w:semiHidden="0" w:uiPriority="62" w:unhideWhenUsed="0"/>
-    <w:lsdException w:name="Medium Shading 1 Accent 6" w:semiHidden="0" w:uiPriority="63" w:unhideWhenUsed="0"/>
-    <w:lsdException w:name="Medium Shading 2 Accent 6" w:semiHidden="0" w:uiPriority="64" w:unhideWhenUsed="0"/>
-    <w:lsdException w:name="Medium List 1 Accent 6" w:semiHidden="0" w:uiPriority="65" w:unhideWhenUsed="0"/>
-    <w:lsdException w:name="Medium List 2 Accent 6" w:semiHidden="0" w:uiPriority="66" w:unhideWhenUsed="0"/>
-    <w:lsdException w:name="Medium Grid 1 Accent 6" w:semiHidden="0" w:uiPriority="67" w:unhideWhenUsed="0"/>
-    <w:lsdException w:name="Medium Grid 2 Accent 6" w:semiHidden="0" w:uiPriority="68" w:unhideWhenUsed="0"/>
-    <w:lsdException w:name="Medium Grid 3 Accent 6" w:semiHidden="0" w:uiPriority="69" w:unhideWhenUsed="0"/>
-    <w:lsdException w:name="Dark List Accent 6" w:semiHidden="0" w:uiPriority="70" w:unhideWhenUsed="0"/>
-    <w:lsdException w:name="Colorful Shading Accent 6" w:semiHidden="0" w:uiPriority="71" w:unhideWhenUsed="0"/>
-    <w:lsdException w:name="Colorful List Accent 6" w:semiHidden="0" w:uiPriority="72" w:unhideWhenUsed="0"/>
-    <w:lsdException w:name="Colorful Grid Accent 6" w:semiHidden="0" w:uiPriority="73" w:unhideWhenUsed="0"/>
-    <w:lsdException w:name="Subtle Emphasis" w:semiHidden="0" w:uiPriority="19" w:unhideWhenUsed="0" w:qFormat="1"/>
-    <w:lsdException w:name="Intense Emphasis" w:semiHidden="0" w:uiPriority="21" w:unhideWhenUsed="0" w:qFormat="1"/>
-    <w:lsdException w:name="Subtle Reference" w:semiHidden="0" w:uiPriority="31" w:unhideWhenUsed="0" w:qFormat="1"/>
-    <w:lsdException w:name="Intense Reference" w:semiHidden="0" w:uiPriority="32" w:unhideWhenUsed="0" w:qFormat="1"/>
-    <w:lsdException w:name="Book Title" w:semiHidden="0" w:uiPriority="33" w:unhideWhenUsed="0" w:qFormat="1"/>
-    <w:lsdException w:name="Bibliography" w:uiPriority="37"/>
-    <w:lsdException w:name="TOC Heading" w:uiPriority="39" w:qFormat="1"/>
+  <w:latentStyles w:defLockedState="0" w:defUIPriority="99" w:defSemiHidden="0" w:defUnhideWhenUsed="0" w:defQFormat="0" w:count="371">
+    <w:lsdException w:name="Normal" w:uiPriority="0" w:qFormat="1"/>
+    <w:lsdException w:name="heading 1" w:uiPriority="9" w:qFormat="1"/>
+    <w:lsdException w:name="heading 2" w:semiHidden="1" w:uiPriority="9" w:unhideWhenUsed="1" w:qFormat="1"/>
+    <w:lsdException w:name="heading 3" w:semiHidden="1" w:uiPriority="9" w:unhideWhenUsed="1" w:qFormat="1"/>
+    <w:lsdException w:name="heading 4" w:semiHidden="1" w:uiPriority="9" w:unhideWhenUsed="1" w:qFormat="1"/>
+    <w:lsdException w:name="heading 5" w:semiHidden="1" w:uiPriority="9" w:unhideWhenUsed="1" w:qFormat="1"/>
+    <w:lsdException w:name="heading 6" w:semiHidden="1" w:uiPriority="9" w:unhideWhenUsed="1" w:qFormat="1"/>
+    <w:lsdException w:name="heading 7" w:semiHidden="1" w:uiPriority="9" w:unhideWhenUsed="1" w:qFormat="1"/>
+    <w:lsdException w:name="heading 8" w:semiHidden="1" w:uiPriority="9" w:unhideWhenUsed="1" w:qFormat="1"/>
+    <w:lsdException w:name="heading 9" w:semiHidden="1" w:uiPriority="9" w:unhideWhenUsed="1" w:qFormat="1"/>
+    <w:lsdException w:name="index 1" w:semiHidden="1" w:unhideWhenUsed="1"/>
+    <w:lsdException w:name="index 2" w:semiHidden="1" w:unhideWhenUsed="1"/>
+    <w:lsdException w:name="index 3" w:semiHidden="1" w:unhideWhenUsed="1"/>
+    <w:lsdException w:name="index 4" w:semiHidden="1" w:unhideWhenUsed="1"/>
+    <w:lsdException w:name="index 5" w:semiHidden="1" w:unhideWhenUsed="1"/>
+    <w:lsdException w:name="index 6" w:semiHidden="1" w:unhideWhenUsed="1"/>
+    <w:lsdException w:name="index 7" w:semiHidden="1" w:unhideWhenUsed="1"/>
+    <w:lsdException w:name="index 8" w:semiHidden="1" w:unhideWhenUsed="1"/>
+    <w:lsdException w:name="index 9" w:semiHidden="1" w:unhideWhenUsed="1"/>
+    <w:lsdException w:name="toc 1" w:semiHidden="1" w:uiPriority="39" w:unhideWhenUsed="1"/>
+    <w:lsdException w:name="toc 2" w:semiHidden="1" w:uiPriority="39" w:unhideWhenUsed="1"/>
+    <w:lsdException w:name="toc 3" w:semiHidden="1" w:uiPriority="39" w:unhideWhenUsed="1"/>
+    <w:lsdException w:name="toc 4" w:semiHidden="1" w:uiPriority="39" w:unhideWhenUsed="1"/>
+    <w:lsdException w:name="toc 5" w:semiHidden="1" w:uiPriority="39" w:unhideWhenUsed="1"/>
+    <w:lsdException w:name="toc 6" w:semiHidden="1" w:uiPriority="39" w:unhideWhenUsed="1"/>
+    <w:lsdException w:name="toc 7" w:semiHidden="1" w:uiPriority="39" w:unhideWhenUsed="1"/>
+    <w:lsdException w:name="toc 8" w:semiHidden="1" w:uiPriority="39" w:unhideWhenUsed="1"/>
+    <w:lsdException w:name="toc 9" w:semiHidden="1" w:uiPriority="39" w:unhideWhenUsed="1"/>
+    <w:lsdException w:name="Normal Indent" w:semiHidden="1" w:unhideWhenUsed="1"/>
+    <w:lsdException w:name="footnote text" w:semiHidden="1" w:unhideWhenUsed="1"/>
+    <w:lsdException w:name="annotation text" w:semiHidden="1" w:unhideWhenUsed="1"/>
+    <w:lsdException w:name="header" w:semiHidden="1" w:unhideWhenUsed="1"/>
+    <w:lsdException w:name="footer" w:semiHidden="1" w:unhideWhenUsed="1"/>
+    <w:lsdException w:name="index heading" w:semiHidden="1" w:unhideWhenUsed="1"/>
+    <w:lsdException w:name="caption" w:semiHidden="1" w:uiPriority="35" w:unhideWhenUsed="1" w:qFormat="1"/>
+    <w:lsdException w:name="table of figures" w:semiHidden="1" w:unhideWhenUsed="1"/>
+    <w:lsdException w:name="envelope address" w:semiHidden="1" w:unhideWhenUsed="1"/>
+    <w:lsdException w:name="envelope return" w:semiHidden="1" w:unhideWhenUsed="1"/>
+    <w:lsdException w:name="footnote reference" w:semiHidden="1" w:unhideWhenUsed="1"/>
+    <w:lsdException w:name="annotation reference" w:semiHidden="1" w:unhideWhenUsed="1"/>
+    <w:lsdException w:name="line number" w:semiHidden="1" w:unhideWhenUsed="1"/>
+    <w:lsdException w:name="page number" w:semiHidden="1" w:unhideWhenUsed="1"/>
+    <w:lsdException w:name="endnote reference" w:semiHidden="1" w:unhideWhenUsed="1"/>
+    <w:lsdException w:name="endnote text" w:semiHidden="1" w:unhideWhenUsed="1"/>
+    <w:lsdException w:name="table of authorities" w:semiHidden="1" w:unhideWhenUsed="1"/>
+    <w:lsdException w:name="macro" w:semiHidden="1" w:unhideWhenUsed="1"/>
+    <w:lsdException w:name="toa heading" w:semiHidden="1" w:unhideWhenUsed="1"/>
+    <w:lsdException w:name="List" w:semiHidden="1" w:unhideWhenUsed="1"/>
+    <w:lsdException w:name="List Bullet" w:semiHidden="1" w:unhideWhenUsed="1"/>
+    <w:lsdException w:name="List Number" w:semiHidden="1" w:unhideWhenUsed="1"/>
+    <w:lsdException w:name="List 2" w:semiHidden="1" w:unhideWhenUsed="1"/>
+    <w:lsdException w:name="List 3" w:semiHidden="1" w:unhideWhenUsed="1"/>
+    <w:lsdException w:name="List 4" w:semiHidden="1" w:unhideWhenUsed="1"/>
+    <w:lsdException w:name="List 5" w:semiHidden="1" w:unhideWhenUsed="1"/>
+    <w:lsdException w:name="List Bullet 2" w:semiHidden="1" w:unhideWhenUsed="1"/>
+    <w:lsdException w:name="List Bullet 3" w:semiHidden="1" w:unhideWhenUsed="1"/>
+    <w:lsdException w:name="List Bullet 4" w:semiHidden="1" w:unhideWhenUsed="1"/>
+    <w:lsdException w:name="List Bullet 5" w:semiHidden="1" w:unhideWhenUsed="1"/>
+    <w:lsdException w:name="List Number 2" w:semiHidden="1" w:unhideWhenUsed="1"/>
+    <w:lsdException w:name="List Number 3" w:semiHidden="1" w:unhideWhenUsed="1"/>
+    <w:lsdException w:name="List Number 4" w:semiHidden="1" w:unhideWhenUsed="1"/>
+    <w:lsdException w:name="List Number 5" w:semiHidden="1" w:unhideWhenUsed="1"/>
+    <w:lsdException w:name="Title" w:uiPriority="10" w:qFormat="1"/>
+    <w:lsdException w:name="Closing" w:semiHidden="1" w:unhideWhenUsed="1"/>
+    <w:lsdException w:name="Signature" w:semiHidden="1" w:unhideWhenUsed="1"/>
+    <w:lsdException w:name="Default Paragraph Font" w:semiHidden="1" w:uiPriority="1" w:unhideWhenUsed="1"/>
+    <w:lsdException w:name="Body Text" w:semiHidden="1" w:unhideWhenUsed="1"/>
+    <w:lsdException w:name="Body Text Indent" w:semiHidden="1" w:unhideWhenUsed="1"/>
+    <w:lsdException w:name="List Continue" w:semiHidden="1" w:unhideWhenUsed="1"/>
+    <w:lsdException w:name="List Continue 2" w:semiHidden="1" w:unhideWhenUsed="1"/>
+    <w:lsdException w:name="List Continue 3" w:semiHidden="1" w:unhideWhenUsed="1"/>
+    <w:lsdException w:name="List Continue 4" w:semiHidden="1" w:unhideWhenUsed="1"/>
+    <w:lsdException w:name="List Continue 5" w:semiHidden="1" w:unhideWhenUsed="1"/>
+    <w:lsdException w:name="Message Header" w:semiHidden="1" w:unhideWhenUsed="1"/>
+    <w:lsdException w:name="Subtitle" w:uiPriority="11" w:qFormat="1"/>
+    <w:lsdException w:name="Salutation" w:semiHidden="1" w:unhideWhenUsed="1"/>
+    <w:lsdException w:name="Date" w:semiHidden="1" w:unhideWhenUsed="1"/>
+    <w:lsdException w:name="Body Text First Indent" w:semiHidden="1" w:unhideWhenUsed="1"/>
+    <w:lsdException w:name="Body Text First Indent 2" w:semiHidden="1" w:unhideWhenUsed="1"/>
+    <w:lsdException w:name="Note Heading" w:semiHidden="1" w:unhideWhenUsed="1"/>
+    <w:lsdException w:name="Body Text 2" w:semiHidden="1" w:unhideWhenUsed="1"/>
+    <w:lsdException w:name="Body Text 3" w:semiHidden="1" w:unhideWhenUsed="1"/>
+    <w:lsdException w:name="Body Text Indent 2" w:semiHidden="1" w:unhideWhenUsed="1"/>
+    <w:lsdException w:name="Body Text Indent 3" w:semiHidden="1" w:unhideWhenUsed="1"/>
+    <w:lsdException w:name="Block Text" w:semiHidden="1" w:unhideWhenUsed="1"/>
+    <w:lsdException w:name="Hyperlink" w:semiHidden="1" w:unhideWhenUsed="1"/>
+    <w:lsdException w:name="FollowedHyperlink" w:semiHidden="1" w:unhideWhenUsed="1"/>
+    <w:lsdException w:name="Strong" w:uiPriority="22" w:qFormat="1"/>
+    <w:lsdException w:name="Emphasis" w:uiPriority="20" w:qFormat="1"/>
+    <w:lsdException w:name="Document Map" w:semiHidden="1" w:unhideWhenUsed="1"/>
+    <w:lsdException w:name="Plain Text" w:semiHidden="1" w:unhideWhenUsed="1"/>
+    <w:lsdException w:name="E-mail Signature" w:semiHidden="1" w:unhideWhenUsed="1"/>
+    <w:lsdException w:name="HTML Top of Form" w:semiHidden="1" w:unhideWhenUsed="1"/>
+    <w:lsdException w:name="HTML Bottom of Form" w:semiHidden="1" w:unhideWhenUsed="1"/>
+    <w:lsdException w:name="Normal (Web)" w:semiHidden="1" w:unhideWhenUsed="1"/>
+    <w:lsdException w:name="HTML Acronym" w:semiHidden="1" w:unhideWhenUsed="1"/>
+    <w:lsdException w:name="HTML Address" w:semiHidden="1" w:unhideWhenUsed="1"/>
+    <w:lsdException w:name="HTML Cite" w:semiHidden="1" w:unhideWhenUsed="1"/>
+    <w:lsdException w:name="HTML Code" w:semiHidden="1" w:unhideWhenUsed="1"/>
+    <w:lsdException w:name="HTML Definition" w:semiHidden="1" w:unhideWhenUsed="1"/>
+    <w:lsdException w:name="HTML Keyboard" w:semiHidden="1" w:unhideWhenUsed="1"/>
+    <w:lsdException w:name="HTML Preformatted" w:semiHidden="1" w:unhideWhenUsed="1"/>
+    <w:lsdException w:name="HTML Sample" w:semiHidden="1" w:unhideWhenUsed="1"/>
+    <w:lsdException w:name="HTML Typewriter" w:semiHidden="1" w:unhideWhenUsed="1"/>
+    <w:lsdException w:name="HTML Variable" w:semiHidden="1" w:unhideWhenUsed="1"/>
+    <w:lsdException w:name="Normal Table" w:semiHidden="1" w:unhideWhenUsed="1"/>
+    <w:lsdException w:name="annotation subject" w:semiHidden="1" w:unhideWhenUsed="1"/>
+    <w:lsdException w:name="No List" w:semiHidden="1" w:unhideWhenUsed="1"/>
+    <w:lsdException w:name="Outline List 1" w:semiHidden="1" w:unhideWhenUsed="1"/>
+    <w:lsdException w:name="Outline List 2" w:semiHidden="1" w:unhideWhenUsed="1"/>
+    <w:lsdException w:name="Outline List 3" w:semiHidden="1" w:unhideWhenUsed="1"/>
+    <w:lsdException w:name="Table Simple 1" w:semiHidden="1" w:unhideWhenUsed="1"/>
+    <w:lsdException w:name="Table Simple 2" w:semiHidden="1" w:unhideWhenUsed="1"/>
+    <w:lsdException w:name="Table Simple 3" w:semiHidden="1" w:unhideWhenUsed="1"/>
+    <w:lsdException w:name="Table Classic 1" w:semiHidden="1" w:unhideWhenUsed="1"/>
+    <w:lsdException w:name="Table Classic 2" w:semiHidden="1" w:unhideWhenUsed="1"/>
+    <w:lsdException w:name="Table Classic 3" w:semiHidden="1" w:unhideWhenUsed="1"/>
+    <w:lsdException w:name="Table Classic 4" w:semiHidden="1" w:unhideWhenUsed="1"/>
+    <w:lsdException w:name="Table Colorful 1" w:semiHidden="1" w:unhideWhenUsed="1"/>
+    <w:lsdException w:name="Table Colorful 2" w:semiHidden="1" w:unhideWhenUsed="1"/>
+    <w:lsdException w:name="Table Colorful 3" w:semiHidden="1" w:unhideWhenUsed="1"/>
+    <w:lsdException w:name="Table Columns 1" w:semiHidden="1" w:unhideWhenUsed="1"/>
+    <w:lsdException w:name="Table Columns 2" w:semiHidden="1" w:unhideWhenUsed="1"/>
+    <w:lsdException w:name="Table Columns 3" w:semiHidden="1" w:unhideWhenUsed="1"/>
+    <w:lsdException w:name="Table Columns 4" w:semiHidden="1" w:unhideWhenUsed="1"/>
+    <w:lsdException w:name="Table Columns 5" w:semiHidden="1" w:unhideWhenUsed="1"/>
+    <w:lsdException w:name="Table Grid 1" w:semiHidden="1" w:unhideWhenUsed="1"/>
+    <w:lsdException w:name="Table Grid 2" w:semiHidden="1" w:unhideWhenUsed="1"/>
+    <w:lsdException w:name="Table Grid 3" w:semiHidden="1" w:unhideWhenUsed="1"/>
+    <w:lsdException w:name="Table Grid 4" w:semiHidden="1" w:unhideWhenUsed="1"/>
+    <w:lsdException w:name="Table Grid 5" w:semiHidden="1" w:unhideWhenUsed="1"/>
+    <w:lsdException w:name="Table Grid 6" w:semiHidden="1" w:unhideWhenUsed="1"/>
+    <w:lsdException w:name="Table Grid 7" w:semiHidden="1" w:unhideWhenUsed="1"/>
+    <w:lsdException w:name="Table Grid 8" w:semiHidden="1" w:unhideWhenUsed="1"/>
+    <w:lsdException w:name="Table List 1" w:semiHidden="1" w:unhideWhenUsed="1"/>
+    <w:lsdException w:name="Table List 2" w:semiHidden="1" w:unhideWhenUsed="1"/>
+    <w:lsdException w:name="Table List 3" w:semiHidden="1" w:unhideWhenUsed="1"/>
+    <w:lsdException w:name="Table List 4" w:semiHidden="1" w:unhideWhenUsed="1"/>
+    <w:lsdException w:name="Table List 5" w:semiHidden="1" w:unhideWhenUsed="1"/>
+    <w:lsdException w:name="Table List 6" w:semiHidden="1" w:unhideWhenUsed="1"/>
+    <w:lsdException w:name="Table List 7" w:semiHidden="1" w:unhideWhenUsed="1"/>
+    <w:lsdException w:name="Table List 8" w:semiHidden="1" w:unhideWhenUsed="1"/>
+    <w:lsdException w:name="Table 3D effects 1" w:semiHidden="1" w:unhideWhenUsed="1"/>
+    <w:lsdException w:name="Table 3D effects 2" w:semiHidden="1" w:unhideWhenUsed="1"/>
+    <w:lsdException w:name="Table 3D effects 3" w:semiHidden="1" w:unhideWhenUsed="1"/>
+    <w:lsdException w:name="Table Contemporary" w:semiHidden="1" w:unhideWhenUsed="1"/>
+    <w:lsdException w:name="Table Elegant" w:semiHidden="1" w:unhideWhenUsed="1"/>
+    <w:lsdException w:name="Table Professional" w:semiHidden="1" w:unhideWhenUsed="1"/>
+    <w:lsdException w:name="Table Subtle 1" w:semiHidden="1" w:unhideWhenUsed="1"/>
+    <w:lsdException w:name="Table Subtle 2" w:semiHidden="1" w:unhideWhenUsed="1"/>
+    <w:lsdException w:name="Table Web 1" w:semiHidden="1" w:unhideWhenUsed="1"/>
+    <w:lsdException w:name="Table Web 2" w:semiHidden="1" w:unhideWhenUsed="1"/>
+    <w:lsdException w:name="Table Web 3" w:semiHidden="1" w:unhideWhenUsed="1"/>
+    <w:lsdException w:name="Balloon Text" w:semiHidden="1" w:unhideWhenUsed="1"/>
+    <w:lsdException w:name="Table Grid" w:uiPriority="39"/>
+    <w:lsdException w:name="Table Theme" w:semiHidden="1" w:unhideWhenUsed="1"/>
+    <w:lsdException w:name="Placeholder Text" w:semiHidden="1"/>
+    <w:lsdException w:name="No Spacing" w:uiPriority="1" w:qFormat="1"/>
+    <w:lsdException w:name="Light Shading" w:uiPriority="60"/>
+    <w:lsdException w:name="Light List" w:uiPriority="61"/>
+    <w:lsdException w:name="Light Grid" w:uiPriority="62"/>
+    <w:lsdException w:name="Medium Shading 1" w:uiPriority="63"/>
+    <w:lsdException w:name="Medium Shading 2" w:uiPriority="64"/>
+    <w:lsdException w:name="Medium List 1" w:uiPriority="65"/>
+    <w:lsdException w:name="Medium List 2" w:uiPriority="66"/>
+    <w:lsdException w:name="Medium Grid 1" w:uiPriority="67"/>
+    <w:lsdException w:name="Medium Grid 2" w:uiPriority="68"/>
+    <w:lsdException w:name="Medium Grid 3" w:uiPriority="69"/>
+    <w:lsdException w:name="Dark List" w:uiPriority="70"/>
+    <w:lsdException w:name="Colorful Shading" w:uiPriority="71"/>
+    <w:lsdException w:name="Colorful List" w:uiPriority="72"/>
+    <w:lsdException w:name="Colorful Grid" w:uiPriority="73"/>
+    <w:lsdException w:name="Light Shading Accent 1" w:uiPriority="60"/>
+    <w:lsdException w:name="Light List Accent 1" w:uiPriority="61"/>
+    <w:lsdException w:name="Light Grid Accent 1" w:uiPriority="62"/>
+    <w:lsdException w:name="Medium Shading 1 Accent 1" w:uiPriority="63"/>
+    <w:lsdException w:name="Medium Shading 2 Accent 1" w:uiPriority="64"/>
+    <w:lsdException w:name="Medium List 1 Accent 1" w:uiPriority="65"/>
+    <w:lsdException w:name="Revision" w:semiHidden="1"/>
+    <w:lsdException w:name="List Paragraph" w:uiPriority="34" w:qFormat="1"/>
+    <w:lsdException w:name="Quote" w:uiPriority="29" w:qFormat="1"/>
+    <w:lsdException w:name="Intense Quote" w:uiPriority="30" w:qFormat="1"/>
+    <w:lsdException w:name="Medium List 2 Accent 1" w:uiPriority="66"/>
+    <w:lsdException w:name="Medium Grid 1 Accent 1" w:uiPriority="67"/>
+    <w:lsdException w:name="Medium Grid 2 Accent 1" w:uiPriority="68"/>
+    <w:lsdException w:name="Medium Grid 3 Accent 1" w:uiPriority="69"/>
+    <w:lsdException w:name="Dark List Accent 1" w:uiPriority="70"/>
+    <w:lsdException w:name="Colorful Shading Accent 1" w:uiPriority="71"/>
+    <w:lsdException w:name="Colorful List Accent 1" w:uiPriority="72"/>
+    <w:lsdException w:name="Colorful Grid Accent 1" w:uiPriority="73"/>
+    <w:lsdException w:name="Light Shading Accent 2" w:uiPriority="60"/>
+    <w:lsdException w:name="Light List Accent 2" w:uiPriority="61"/>
+    <w:lsdException w:name="Light Grid Accent 2" w:uiPriority="62"/>
+    <w:lsdException w:name="Medium Shading 1 Accent 2" w:uiPriority="63"/>
+    <w:lsdException w:name="Medium Shading 2 Accent 2" w:uiPriority="64"/>
+    <w:lsdException w:name="Medium List 1 Accent 2" w:uiPriority="65"/>
+    <w:lsdException w:name="Medium List 2 Accent 2" w:uiPriority="66"/>
+    <w:lsdException w:name="Medium Grid 1 Accent 2" w:uiPriority="67"/>
+    <w:lsdException w:name="Medium Grid 2 Accent 2" w:uiPriority="68"/>
+    <w:lsdException w:name="Medium Grid 3 Accent 2" w:uiPriority="69"/>
+    <w:lsdException w:name="Dark List Accent 2" w:uiPriority="70"/>
+    <w:lsdException w:name="Colorful Shading Accent 2" w:uiPriority="71"/>
+    <w:lsdException w:name="Colorful List Accent 2" w:uiPriority="72"/>
+    <w:lsdException w:name="Colorful Grid Accent 2" w:uiPriority="73"/>
+    <w:lsdException w:name="Light Shading Accent 3" w:uiPriority="60"/>
+    <w:lsdException w:name="Light List Accent 3" w:uiPriority="61"/>
+    <w:lsdException w:name="Light Grid Accent 3" w:uiPriority="62"/>
+    <w:lsdException w:name="Medium Shading 1 Accent 3" w:uiPriority="63"/>
+    <w:lsdException w:name="Medium Shading 2 Accent 3" w:uiPriority="64"/>
+    <w:lsdException w:name="Medium List 1 Accent 3" w:uiPriority="65"/>
+    <w:lsdException w:name="Medium List 2 Accent 3" w:uiPriority="66"/>
+    <w:lsdException w:name="Medium Grid 1 Accent 3" w:uiPriority="67"/>
+    <w:lsdException w:name="Medium Grid 2 Accent 3" w:uiPriority="68"/>
+    <w:lsdException w:name="Medium Grid 3 Accent 3" w:uiPriority="69"/>
+    <w:lsdException w:name="Dark List Accent 3" w:uiPriority="70"/>
+    <w:lsdException w:name="Colorful Shading Accent 3" w:uiPriority="71"/>
+    <w:lsdException w:name="Colorful List Accent 3" w:uiPriority="72"/>
+    <w:lsdException w:name="Colorful Grid Accent 3" w:uiPriority="73"/>
+    <w:lsdException w:name="Light Shading Accent 4" w:uiPriority="60"/>
+    <w:lsdException w:name="Light List Accent 4" w:uiPriority="61"/>
+    <w:lsdException w:name="Light Grid Accent 4" w:uiPriority="62"/>
+    <w:lsdException w:name="Medium Shading 1 Accent 4" w:uiPriority="63"/>
+    <w:lsdException w:name="Medium Shading 2 Accent 4" w:uiPriority="64"/>
+    <w:lsdException w:name="Medium List 1 Accent 4" w:uiPriority="65"/>
+    <w:lsdException w:name="Medium List 2 Accent 4" w:uiPriority="66"/>
+    <w:lsdException w:name="Medium Grid 1 Accent 4" w:uiPriority="67"/>
+    <w:lsdException w:name="Medium Grid 2 Accent 4" w:uiPriority="68"/>
+    <w:lsdException w:name="Medium Grid 3 Accent 4" w:uiPriority="69"/>
+    <w:lsdException w:name="Dark List Accent 4" w:uiPriority="70"/>
+    <w:lsdException w:name="Colorful Shading Accent 4" w:uiPriority="71"/>
+    <w:lsdException w:name="Colorful List Accent 4" w:uiPriority="72"/>
+    <w:lsdException w:name="Colorful Grid Accent 4" w:uiPriority="73"/>
+    <w:lsdException w:name="Light Shading Accent 5" w:uiPriority="60"/>
+    <w:lsdException w:name="Light List Accent 5" w:uiPriority="61"/>
+    <w:lsdException w:name="Light Grid Accent 5" w:uiPriority="62"/>
+    <w:lsdException w:name="Medium Shading 1 Accent 5" w:uiPriority="63"/>
+    <w:lsdException w:name="Medium Shading 2 Accent 5" w:uiPriority="64"/>
+    <w:lsdException w:name="Medium List 1 Accent 5" w:uiPriority="65"/>
+    <w:lsdException w:name="Medium List 2 Accent 5" w:uiPriority="66"/>
+    <w:lsdException w:name="Medium Grid 1 Accent 5" w:uiPriority="67"/>
+    <w:lsdException w:name="Medium Grid 2 Accent 5" w:uiPriority="68"/>
+    <w:lsdException w:name="Medium Grid 3 Accent 5" w:uiPriority="69"/>
+    <w:lsdException w:name="Dark List Accent 5" w:uiPriority="70"/>
+    <w:lsdException w:name="Colorful Shading Accent 5" w:uiPriority="71"/>
+    <w:lsdException w:name="Colorful List Accent 5" w:uiPriority="72"/>
+    <w:lsdException w:name="Colorful Grid Accent 5" w:uiPriority="73"/>
+    <w:lsdException w:name="Light Shading Accent 6" w:uiPriority="60"/>
+    <w:lsdException w:name="Light List Accent 6" w:uiPriority="61"/>
+    <w:lsdException w:name="Light Grid Accent 6" w:uiPriority="62"/>
+    <w:lsdException w:name="Medium Shading 1 Accent 6" w:uiPriority="63"/>
+    <w:lsdException w:name="Medium Shading 2 Accent 6" w:uiPriority="64"/>
+    <w:lsdException w:name="Medium List 1 Accent 6" w:uiPriority="65"/>
+    <w:lsdException w:name="Medium List 2 Accent 6" w:uiPriority="66"/>
+    <w:lsdException w:name="Medium Grid 1 Accent 6" w:uiPriority="67"/>
+    <w:lsdException w:name="Medium Grid 2 Accent 6" w:uiPriority="68"/>
+    <w:lsdException w:name="Medium Grid 3 Accent 6" w:uiPriority="69"/>
+    <w:lsdException w:name="Dark List Accent 6" w:uiPriority="70"/>
+    <w:lsdException w:name="Colorful Shading Accent 6" w:uiPriority="71"/>
+    <w:lsdException w:name="Colorful List Accent 6" w:uiPriority="72"/>
+    <w:lsdException w:name="Colorful Grid Accent 6" w:uiPriority="73"/>
+    <w:lsdException w:name="Subtle Emphasis" w:uiPriority="19" w:qFormat="1"/>
+    <w:lsdException w:name="Intense Emphasis" w:uiPriority="21" w:qFormat="1"/>
+    <w:lsdException w:name="Subtle Reference" w:uiPriority="31" w:qFormat="1"/>
+    <w:lsdException w:name="Intense Reference" w:uiPriority="32" w:qFormat="1"/>
+    <w:lsdException w:name="Book Title" w:uiPriority="33" w:qFormat="1"/>
+    <w:lsdException w:name="Bibliography" w:semiHidden="1" w:uiPriority="37" w:unhideWhenUsed="1"/>
+    <w:lsdException w:name="TOC Heading" w:semiHidden="1" w:uiPriority="39" w:unhideWhenUsed="1" w:qFormat="1"/>
+    <w:lsdException w:name="Plain Table 1" w:uiPriority="41"/>
+    <w:lsdException w:name="Plain Table 2" w:uiPriority="42"/>
+    <w:lsdException w:name="Plain Table 3" w:uiPriority="43"/>
+    <w:lsdException w:name="Plain Table 4" w:uiPriority="44"/>
+    <w:lsdException w:name="Plain Table 5" w:uiPriority="45"/>
+    <w:lsdException w:name="Grid Table Light" w:uiPriority="40"/>
+    <w:lsdException w:name="Grid Table 1 Light" w:uiPriority="46"/>
+    <w:lsdException w:name="Grid Table 2" w:uiPriority="47"/>
+    <w:lsdException w:name="Grid Table 3" w:uiPriority="48"/>
+    <w:lsdException w:name="Grid Table 4" w:uiPriority="49"/>
+    <w:lsdException w:name="Grid Table 5 Dark" w:uiPriority="50"/>
+    <w:lsdException w:name="Grid Table 6 Colorful" w:uiPriority="51"/>
+    <w:lsdException w:name="Grid Table 7 Colorful" w:uiPriority="52"/>
+    <w:lsdException w:name="Grid Table 1 Light Accent 1" w:uiPriority="46"/>
+    <w:lsdException w:name="Grid Table 2 Accent 1" w:uiPriority="47"/>
+    <w:lsdException w:name="Grid Table 3 Accent 1" w:uiPriority="48"/>
+    <w:lsdException w:name="Grid Table 4 Accent 1" w:uiPriority="49"/>
+    <w:lsdException w:name="Grid Table 5 Dark Accent 1" w:uiPriority="50"/>
+    <w:lsdException w:name="Grid Table 6 Colorful Accent 1" w:uiPriority="51"/>
+    <w:lsdException w:name="Grid Table 7 Colorful Accent 1" w:uiPriority="52"/>
+    <w:lsdException w:name="Grid Table 1 Light Accent 2" w:uiPriority="46"/>
+    <w:lsdException w:name="Grid Table 2 Accent 2" w:uiPriority="47"/>
+    <w:lsdException w:name="Grid Table 3 Accent 2" w:uiPriority="48"/>
+    <w:lsdException w:name="Grid Table 4 Accent 2" w:uiPriority="49"/>
+    <w:lsdException w:name="Grid Table 5 Dark Accent 2" w:uiPriority="50"/>
+    <w:lsdException w:name="Grid Table 6 Colorful Accent 2" w:uiPriority="51"/>
+    <w:lsdException w:name="Grid Table 7 Colorful Accent 2" w:uiPriority="52"/>
+    <w:lsdException w:name="Grid Table 1 Light Accent 3" w:uiPriority="46"/>
+    <w:lsdException w:name="Grid Table 2 Accent 3" w:uiPriority="47"/>
+    <w:lsdException w:name="Grid Table 3 Accent 3" w:uiPriority="48"/>
+    <w:lsdException w:name="Grid Table 4 Accent 3" w:uiPriority="49"/>
+    <w:lsdException w:name="Grid Table 5 Dark Accent 3" w:uiPriority="50"/>
+    <w:lsdException w:name="Grid Table 6 Colorful Accent 3" w:uiPriority="51"/>
+    <w:lsdException w:name="Grid Table 7 Colorful Accent 3" w:uiPriority="52"/>
+    <w:lsdException w:name="Grid Table 1 Light Accent 4" w:uiPriority="46"/>
+    <w:lsdException w:name="Grid Table 2 Accent 4" w:uiPriority="47"/>
+    <w:lsdException w:name="Grid Table 3 Accent 4" w:uiPriority="48"/>
+    <w:lsdException w:name="Grid Table 4 Accent 4" w:uiPriority="49"/>
+    <w:lsdException w:name="Grid Table 5 Dark Accent 4" w:uiPriority="50"/>
+    <w:lsdException w:name="Grid Table 6 Colorful Accent 4" w:uiPriority="51"/>
+    <w:lsdException w:name="Grid Table 7 Colorful Accent 4" w:uiPriority="52"/>
+    <w:lsdException w:name="Grid Table 1 Light Accent 5" w:uiPriority="46"/>
+    <w:lsdException w:name="Grid Table 2 Accent 5" w:uiPriority="47"/>
+    <w:lsdException w:name="Grid Table 3 Accent 5" w:uiPriority="48"/>
+    <w:lsdException w:name="Grid Table 4 Accent 5" w:uiPriority="49"/>
+    <w:lsdException w:name="Grid Table 5 Dark Accent 5" w:uiPriority="50"/>
+    <w:lsdException w:name="Grid Table 6 Colorful Accent 5" w:uiPriority="51"/>
+    <w:lsdException w:name="Grid Table 7 Colorful Accent 5" w:uiPriority="52"/>
+    <w:lsdException w:name="Grid Table 1 Light Accent 6" w:uiPriority="46"/>
+    <w:lsdException w:name="Grid Table 2 Accent 6" w:uiPriority="47"/>
+    <w:lsdException w:name="Grid Table 3 Accent 6" w:uiPriority="48"/>
+    <w:lsdException w:name="Grid Table 4 Accent 6" w:uiPriority="49"/>
+    <w:lsdException w:name="Grid Table 5 Dark Accent 6" w:uiPriority="50"/>
+    <w:lsdException w:name="Grid Table 6 Colorful Accent 6" w:uiPriority="51"/>
+    <w:lsdException w:name="Grid Table 7 Colorful Accent 6" w:uiPriority="52"/>
+    <w:lsdException w:name="List Table 1 Light" w:uiPriority="46"/>
+    <w:lsdException w:name="List Table 2" w:uiPriority="47"/>
+    <w:lsdException w:name="List Table 3" w:uiPriority="48"/>
+    <w:lsdException w:name="List Table 4" w:uiPriority="49"/>
+    <w:lsdException w:name="List Table 5 Dark" w:uiPriority="50"/>
+    <w:lsdException w:name="List Table 6 Colorful" w:uiPriority="51"/>
+    <w:lsdException w:name="List Table 7 Colorful" w:uiPriority="52"/>
+    <w:lsdException w:name="List Table 1 Light Accent 1" w:uiPriority="46"/>
+    <w:lsdException w:name="List Table 2 Accent 1" w:uiPriority="47"/>
+    <w:lsdException w:name="List Table 3 Accent 1" w:uiPriority="48"/>
+    <w:lsdException w:name="List Table 4 Accent 1" w:uiPriority="49"/>
+    <w:lsdException w:name="List Table 5 Dark Accent 1" w:uiPriority="50"/>
+    <w:lsdException w:name="List Table 6 Colorful Accent 1" w:uiPriority="51"/>
+    <w:lsdException w:name="List Table 7 Colorful Accent 1" w:uiPriority="52"/>
+    <w:lsdException w:name="List Table 1 Light Accent 2" w:uiPriority="46"/>
+    <w:lsdException w:name="List Table 2 Accent 2" w:uiPriority="47"/>
+    <w:lsdException w:name="List Table 3 Accent 2" w:uiPriority="48"/>
+    <w:lsdException w:name="List Table 4 Accent 2" w:uiPriority="49"/>
+    <w:lsdException w:name="List Table 5 Dark Accent 2" w:uiPriority="50"/>
+    <w:lsdException w:name="List Table 6 Colorful Accent 2" w:uiPriority="51"/>
+    <w:lsdException w:name="List Table 7 Colorful Accent 2" w:uiPriority="52"/>
+    <w:lsdException w:name="List Table 1 Light Accent 3" w:uiPriority="46"/>
+    <w:lsdException w:name="List Table 2 Accent 3" w:uiPriority="47"/>
+    <w:lsdException w:name="List Table 3 Accent 3" w:uiPriority="48"/>
+    <w:lsdException w:name="List Table 4 Accent 3" w:uiPriority="49"/>
+    <w:lsdException w:name="List Table 5 Dark Accent 3" w:uiPriority="50"/>
+    <w:lsdException w:name="List Table 6 Colorful Accent 3" w:uiPriority="51"/>
+    <w:lsdException w:name="List Table 7 Colorful Accent 3" w:uiPriority="52"/>
+    <w:lsdException w:name="List Table 1 Light Accent 4" w:uiPriority="46"/>
+    <w:lsdException w:name="List Table 2 Accent 4" w:uiPriority="47"/>
+    <w:lsdException w:name="List Table 3 Accent 4" w:uiPriority="48"/>
+    <w:lsdException w:name="List Table 4 Accent 4" w:uiPriority="49"/>
+    <w:lsdException w:name="List Table 5 Dark Accent 4" w:uiPriority="50"/>
+    <w:lsdException w:name="List Table 6 Colorful Accent 4" w:uiPriority="51"/>
+    <w:lsdException w:name="List Table 7 Colorful Accent 4" w:uiPriority="52"/>
+    <w:lsdException w:name="List Table 1 Light Accent 5" w:uiPriority="46"/>
+    <w:lsdException w:name="List Table 2 Accent 5" w:uiPriority="47"/>
+    <w:lsdException w:name="List Table 3 Accent 5" w:uiPriority="48"/>
+    <w:lsdException w:name="List Table 4 Accent 5" w:uiPriority="49"/>
+    <w:lsdException w:name="List Table 5 Dark Accent 5" w:uiPriority="50"/>
+    <w:lsdException w:name="List Table 6 Colorful Accent 5" w:uiPriority="51"/>
+    <w:lsdException w:name="List Table 7 Colorful Accent 5" w:uiPriority="52"/>
+    <w:lsdException w:name="List Table 1 Light Accent 6" w:uiPriority="46"/>
+    <w:lsdException w:name="List Table 2 Accent 6" w:uiPriority="47"/>
+    <w:lsdException w:name="List Table 3 Accent 6" w:uiPriority="48"/>
+    <w:lsdException w:name="List Table 4 Accent 6" w:uiPriority="49"/>
+    <w:lsdException w:name="List Table 5 Dark Accent 6" w:uiPriority="50"/>
+    <w:lsdException w:name="List Table 6 Colorful Accent 6" w:uiPriority="51"/>
+    <w:lsdException w:name="List Table 7 Colorful Accent 6" w:uiPriority="52"/>
   </w:latentStyles>
   <w:style w:type="paragraph" w:default="1" w:styleId="Normalny">
     <w:name w:val="Normal"/>
@@ -322,7 +1058,6 @@
     <w:uiPriority w:val="99"/>
     <w:semiHidden/>
     <w:unhideWhenUsed/>
-    <w:qFormat/>
     <w:tblPr>
       <w:tblInd w:w="0" w:type="dxa"/>
       <w:tblCellMar>
@@ -597,7 +1332,7 @@
   <a:extraClrSchemeLst/>
   <a:extLst>
     <a:ext uri="{05A4C25C-085E-4340-85A3-A5531E510DB2}">
-      <thm15:themeFamily xmlns:thm15="http://schemas.microsoft.com/office/thememl/2012/main" xmlns="" name="Office Theme" id="{62F939B6-93AF-4DB8-9C6B-D6C7DFDC589F}" vid="{4A3C46E8-61CC-4603-A589-7422A47A8E4A}"/>
+      <thm15:themeFamily xmlns:thm15="http://schemas.microsoft.com/office/thememl/2012/main" name="Office Theme" id="{62F939B6-93AF-4DB8-9C6B-D6C7DFDC589F}" vid="{4A3C46E8-61CC-4603-A589-7422A47A8E4A}"/>
     </a:ext>
   </a:extLst>
 </a:theme>

--- a/dokumentacja.docx
+++ b/dokumentacja.docx
@@ -167,10 +167,7 @@
         </w:pBdr>
       </w:pPr>
       <w:r>
-        <w:t>Data: 02.06</w:t>
-      </w:r>
-      <w:r>
-        <w:t>.2026 r.</w:t>
+        <w:t>Data: 02.06.2026 r.</w:t>
       </w:r>
     </w:p>
     <w:p>
@@ -342,10 +339,7 @@
         <w:t xml:space="preserve"> </w:t>
       </w:r>
       <w:r>
-        <w:t xml:space="preserve">Stworzenie pliku o nazwie gra.cpp w którym będzie </w:t>
-      </w:r>
-      <w:r>
-        <w:t>się znajdować kod gry.</w:t>
+        <w:t>Stworzenie pliku o nazwie gra.cpp w którym będzie się znajdować kod gry.</w:t>
       </w:r>
       <w:r>
         <w:br/>
@@ -408,10 +402,7 @@
         </w:pBdr>
       </w:pPr>
       <w:r>
-        <w:t>Data: 03.06</w:t>
-      </w:r>
-      <w:r>
-        <w:t>.2026 r.</w:t>
+        <w:t>Data: 03.06.2026 r.</w:t>
       </w:r>
     </w:p>
     <w:p/>
@@ -421,7 +412,815 @@
       </w:r>
       <w:r>
         <w:br/>
-        <w:t xml:space="preserve">Dzisiaj skupiłem się na sprawdzeniu czy </w:t>
+        <w:t>Dzisiaj skupił</w:t>
+      </w:r>
+      <w:r>
+        <w:t>em się na sprawdzeniu czy wszys</w:t>
+      </w:r>
+      <w:r>
+        <w:t xml:space="preserve">ko się popranie zapisuje w chmurze i </w:t>
+      </w:r>
+      <w:proofErr w:type="spellStart"/>
+      <w:r>
+        <w:t>wysyla</w:t>
+      </w:r>
+      <w:proofErr w:type="spellEnd"/>
+      <w:r>
+        <w:t xml:space="preserve"> oraz na stworzeniu planszy gry czyli labiryntu.</w:t>
+      </w:r>
+    </w:p>
+    <w:p>
+      <w:r>
+        <w:rPr>
+          <w:noProof/>
+        </w:rPr>
+        <w:drawing>
+          <wp:anchor distT="0" distB="0" distL="114300" distR="114300" simplePos="0" relativeHeight="251650560" behindDoc="1" locked="0" layoutInCell="1" allowOverlap="1" wp14:anchorId="3E9DB021" wp14:editId="427AB2D6">
+            <wp:simplePos x="0" y="0"/>
+            <wp:positionH relativeFrom="column">
+              <wp:posOffset>28704</wp:posOffset>
+            </wp:positionH>
+            <wp:positionV relativeFrom="paragraph">
+              <wp:posOffset>537080</wp:posOffset>
+            </wp:positionV>
+            <wp:extent cx="4119664" cy="3765141"/>
+            <wp:effectExtent l="0" t="0" r="0" b="0"/>
+            <wp:wrapNone/>
+            <wp:docPr id="1" name="Obraz 1" descr="C:\Users\jasin\OneDrive\Obrazy\Zrzuty ekranu\Zrzut ekranu (231).png"/>
+            <wp:cNvGraphicFramePr>
+              <a:graphicFrameLocks xmlns:a="http://schemas.openxmlformats.org/drawingml/2006/main" noChangeAspect="1"/>
+            </wp:cNvGraphicFramePr>
+            <a:graphic xmlns:a="http://schemas.openxmlformats.org/drawingml/2006/main">
+              <a:graphicData uri="http://schemas.openxmlformats.org/drawingml/2006/picture">
+                <pic:pic xmlns:pic="http://schemas.openxmlformats.org/drawingml/2006/picture">
+                  <pic:nvPicPr>
+                    <pic:cNvPr id="0" name="Picture 1" descr="C:\Users\jasin\OneDrive\Obrazy\Zrzuty ekranu\Zrzut ekranu (231).png"/>
+                    <pic:cNvPicPr>
+                      <a:picLocks noChangeAspect="1" noChangeArrowheads="1"/>
+                    </pic:cNvPicPr>
+                  </pic:nvPicPr>
+                  <pic:blipFill>
+                    <a:blip r:embed="rId4">
+                      <a:extLst>
+                        <a:ext uri="{28A0092B-C50C-407E-A947-70E740481C1C}">
+                          <a14:useLocalDpi xmlns:a14="http://schemas.microsoft.com/office/drawing/2010/main" val="0"/>
+                        </a:ext>
+                      </a:extLst>
+                    </a:blip>
+                    <a:srcRect/>
+                    <a:stretch>
+                      <a:fillRect/>
+                    </a:stretch>
+                  </pic:blipFill>
+                  <pic:spPr bwMode="auto">
+                    <a:xfrm>
+                      <a:off x="0" y="0"/>
+                      <a:ext cx="4119664" cy="3765141"/>
+                    </a:xfrm>
+                    <a:prstGeom prst="rect">
+                      <a:avLst/>
+                    </a:prstGeom>
+                    <a:noFill/>
+                    <a:ln>
+                      <a:noFill/>
+                    </a:ln>
+                  </pic:spPr>
+                </pic:pic>
+              </a:graphicData>
+            </a:graphic>
+            <wp14:sizeRelH relativeFrom="page">
+              <wp14:pctWidth>0</wp14:pctWidth>
+            </wp14:sizeRelH>
+            <wp14:sizeRelV relativeFrom="page">
+              <wp14:pctHeight>0</wp14:pctHeight>
+            </wp14:sizeRelV>
+          </wp:anchor>
+        </w:drawing>
+      </w:r>
+      <w:r>
+        <w:t>2.Wykonanie czynności:</w:t>
+      </w:r>
+      <w:r>
+        <w:br/>
+        <w:t xml:space="preserve">+ Wysłanie wczorajszych </w:t>
+      </w:r>
+      <w:proofErr w:type="spellStart"/>
+      <w:r>
+        <w:t>plikow</w:t>
+      </w:r>
+      <w:proofErr w:type="spellEnd"/>
+      <w:r>
+        <w:t xml:space="preserve"> na </w:t>
+      </w:r>
+      <w:proofErr w:type="spellStart"/>
+      <w:r>
+        <w:t>chmure</w:t>
+      </w:r>
+      <w:proofErr w:type="spellEnd"/>
+      <w:r>
+        <w:t xml:space="preserve"> z powodu wcze</w:t>
+      </w:r>
+      <w:r>
+        <w:t xml:space="preserve">śniejszych komplikacji </w:t>
+      </w:r>
+      <w:proofErr w:type="spellStart"/>
+      <w:r>
+        <w:t>wyslanie</w:t>
+      </w:r>
+      <w:proofErr w:type="spellEnd"/>
+      <w:r>
+        <w:br/>
+        <w:t xml:space="preserve">+Zapytanie się AI </w:t>
+      </w:r>
+      <w:proofErr w:type="spellStart"/>
+      <w:r>
+        <w:t>Gamini</w:t>
+      </w:r>
+      <w:proofErr w:type="spellEnd"/>
+      <w:r>
+        <w:t xml:space="preserve"> jak oznaczyć puste pole (spacje):</w:t>
+      </w:r>
+    </w:p>
+    <w:p/>
+    <w:p/>
+    <w:p>
+      <w:pPr>
+        <w:pStyle w:val="NormalnyWeb"/>
+      </w:pPr>
+    </w:p>
+    <w:p/>
+    <w:p/>
+    <w:p/>
+    <w:p/>
+    <w:p/>
+    <w:p/>
+    <w:p/>
+    <w:p/>
+    <w:p>
+      <w:r>
+        <w:br/>
+      </w:r>
+    </w:p>
+    <w:p>
+      <w:r>
+        <w:t xml:space="preserve">+ Stworzenie planszy gry, czyli labiryntu po którym będzie się poruszać gracz w celu zebraniu wszystkich </w:t>
+      </w:r>
+      <w:proofErr w:type="spellStart"/>
+      <w:r>
+        <w:t>skarbow</w:t>
+      </w:r>
+      <w:proofErr w:type="spellEnd"/>
+      <w:r>
+        <w:t>.</w:t>
+      </w:r>
+      <w:r>
+        <w:br/>
+        <w:t xml:space="preserve">+ Plansza jest zbudowana z 0, 1, 5 oraz </w:t>
+      </w:r>
+      <w:proofErr w:type="spellStart"/>
+      <w:r>
+        <w:t>spcji</w:t>
+      </w:r>
+      <w:proofErr w:type="spellEnd"/>
+      <w:r>
+        <w:t xml:space="preserve">, czyli ‘ ‘ , które kolejno </w:t>
+      </w:r>
+      <w:proofErr w:type="spellStart"/>
+      <w:r>
+        <w:t>oz</w:t>
+      </w:r>
+      <w:r>
+        <w:t>naczaja</w:t>
+      </w:r>
+      <w:proofErr w:type="spellEnd"/>
+      <w:r>
+        <w:t xml:space="preserve"> ściany gracza skarby oraz wolne pola po których będzie się </w:t>
+      </w:r>
+      <w:proofErr w:type="spellStart"/>
+      <w:r>
+        <w:t>mogl</w:t>
+      </w:r>
+      <w:proofErr w:type="spellEnd"/>
+      <w:r>
+        <w:t xml:space="preserve"> poruszać gracz.</w:t>
+      </w:r>
+      <w:r>
+        <w:br/>
+        <w:t xml:space="preserve">+ W labiryncie będzie ukryte 5 </w:t>
+      </w:r>
+      <w:proofErr w:type="spellStart"/>
+      <w:r>
+        <w:t>skarbow</w:t>
+      </w:r>
+      <w:proofErr w:type="spellEnd"/>
+      <w:r>
+        <w:t xml:space="preserve"> które gracz będzie </w:t>
+      </w:r>
+      <w:proofErr w:type="spellStart"/>
+      <w:r>
+        <w:t>musial</w:t>
+      </w:r>
+      <w:proofErr w:type="spellEnd"/>
+      <w:r>
+        <w:t xml:space="preserve"> </w:t>
+      </w:r>
+      <w:proofErr w:type="spellStart"/>
+      <w:r>
+        <w:t>zebrac</w:t>
+      </w:r>
+      <w:proofErr w:type="spellEnd"/>
+      <w:r>
+        <w:t xml:space="preserve"> aby </w:t>
+      </w:r>
+      <w:proofErr w:type="spellStart"/>
+      <w:r>
+        <w:t>wygrac</w:t>
+      </w:r>
+      <w:proofErr w:type="spellEnd"/>
+      <w:r>
+        <w:t xml:space="preserve"> </w:t>
+      </w:r>
+      <w:proofErr w:type="spellStart"/>
+      <w:r>
+        <w:t>gre</w:t>
+      </w:r>
+      <w:proofErr w:type="spellEnd"/>
+      <w:r>
+        <w:br/>
+        <w:t xml:space="preserve">+ </w:t>
+      </w:r>
+      <w:proofErr w:type="spellStart"/>
+      <w:r>
+        <w:t>Swtorzenie</w:t>
+      </w:r>
+      <w:proofErr w:type="spellEnd"/>
+      <w:r>
+        <w:t xml:space="preserve"> kodu który będzie </w:t>
+      </w:r>
+      <w:proofErr w:type="spellStart"/>
+      <w:r>
+        <w:t>wypisywal</w:t>
+      </w:r>
+      <w:proofErr w:type="spellEnd"/>
+      <w:r>
+        <w:t xml:space="preserve"> </w:t>
+      </w:r>
+      <w:proofErr w:type="spellStart"/>
+      <w:r>
+        <w:t>labirytn</w:t>
+      </w:r>
+      <w:proofErr w:type="spellEnd"/>
+      <w:r>
+        <w:br/>
+        <w:t xml:space="preserve">+ Zapisanie i </w:t>
+      </w:r>
+      <w:proofErr w:type="spellStart"/>
+      <w:r>
+        <w:t>wyslanie</w:t>
+      </w:r>
+      <w:proofErr w:type="spellEnd"/>
+      <w:r>
+        <w:t xml:space="preserve"> zaktualizowanych i </w:t>
+      </w:r>
+      <w:proofErr w:type="spellStart"/>
+      <w:r>
+        <w:t>rozrzerzonych</w:t>
+      </w:r>
+      <w:proofErr w:type="spellEnd"/>
+      <w:r>
+        <w:t xml:space="preserve"> </w:t>
+      </w:r>
+      <w:proofErr w:type="spellStart"/>
+      <w:r>
+        <w:t>plikow</w:t>
+      </w:r>
+      <w:proofErr w:type="spellEnd"/>
+      <w:r>
+        <w:t xml:space="preserve"> na gita</w:t>
+      </w:r>
+    </w:p>
+    <w:p>
+      <w:r>
+        <w:t>3.Rezultaty</w:t>
+      </w:r>
+      <w:r>
+        <w:br/>
+        <w:t>+ Wszystko się ładnie zapisuje i działa</w:t>
+      </w:r>
+      <w:r>
+        <w:br/>
+        <w:t xml:space="preserve">+ Kod i gra na razie działa perfekcyjnie i idealnie wypisuje </w:t>
+      </w:r>
+      <w:proofErr w:type="spellStart"/>
+      <w:r>
+        <w:t>tabelke</w:t>
+      </w:r>
+      <w:proofErr w:type="spellEnd"/>
+      <w:r>
+        <w:t xml:space="preserve"> </w:t>
+      </w:r>
+      <w:proofErr w:type="spellStart"/>
+      <w:r>
+        <w:t>inforamcyjna</w:t>
+      </w:r>
+      <w:proofErr w:type="spellEnd"/>
+      <w:r>
+        <w:t xml:space="preserve"> oraz plansze czyli labirynt tak jak miałem w planach</w:t>
+      </w:r>
+    </w:p>
+    <w:p>
+      <w:pPr>
+        <w:pBdr>
+          <w:bottom w:val="double" w:sz="6" w:space="1" w:color="auto"/>
+        </w:pBdr>
+      </w:pPr>
+    </w:p>
+    <w:p>
+      <w:r>
+        <w:t xml:space="preserve">Dokumentacja Projektu: Gra - </w:t>
+      </w:r>
+      <w:proofErr w:type="spellStart"/>
+      <w:r>
+        <w:t>gra_tablice_dwuwymiarowe</w:t>
+      </w:r>
+      <w:proofErr w:type="spellEnd"/>
+    </w:p>
+    <w:p>
+      <w:r>
+        <w:t>Autor: Szymon Jasiński</w:t>
+      </w:r>
+    </w:p>
+    <w:p>
+      <w:pPr>
+        <w:pBdr>
+          <w:bottom w:val="double" w:sz="6" w:space="1" w:color="auto"/>
+        </w:pBdr>
+      </w:pPr>
+      <w:r>
+        <w:t>Data: 09.06.2026 r.</w:t>
+      </w:r>
+    </w:p>
+    <w:p/>
+    <w:p>
+      <w:r>
+        <w:t>1.Opis pracy</w:t>
+      </w:r>
+      <w:r>
+        <w:br/>
+      </w:r>
+      <w:r>
+        <w:t xml:space="preserve">Dzisiaj skupiłem się na stworzeniu kodu dzięki któremu będzie można się poruszać po labiryncie i ruchy będą nanoszone na plansze w czasie rzeczywistym a plansza będzie się </w:t>
+      </w:r>
+      <w:r>
+        <w:t>nadpisywać.</w:t>
+      </w:r>
+    </w:p>
+    <w:p>
+      <w:r>
+        <w:rPr>
+          <w:rFonts w:ascii="Times New Roman" w:eastAsia="Times New Roman" w:hAnsi="Times New Roman" w:cs="Times New Roman"/>
+          <w:noProof/>
+          <w:sz w:val="24"/>
+          <w:szCs w:val="24"/>
+          <w:lang w:eastAsia="pl-PL"/>
+        </w:rPr>
+        <w:drawing>
+          <wp:anchor distT="0" distB="0" distL="114300" distR="114300" simplePos="0" relativeHeight="251675136" behindDoc="0" locked="0" layoutInCell="1" allowOverlap="1" wp14:anchorId="386EF313" wp14:editId="136FF819">
+            <wp:simplePos x="0" y="0"/>
+            <wp:positionH relativeFrom="column">
+              <wp:posOffset>2392432</wp:posOffset>
+            </wp:positionH>
+            <wp:positionV relativeFrom="paragraph">
+              <wp:posOffset>492125</wp:posOffset>
+            </wp:positionV>
+            <wp:extent cx="4208834" cy="6213310"/>
+            <wp:effectExtent l="0" t="0" r="0" b="0"/>
+            <wp:wrapNone/>
+            <wp:docPr id="3" name="Obraz 3" descr="C:\Users\jasin\OneDrive\Obrazy\Zrzuty ekranu\Zrzut ekranu (234).png"/>
+            <wp:cNvGraphicFramePr>
+              <a:graphicFrameLocks xmlns:a="http://schemas.openxmlformats.org/drawingml/2006/main" noChangeAspect="1"/>
+            </wp:cNvGraphicFramePr>
+            <a:graphic xmlns:a="http://schemas.openxmlformats.org/drawingml/2006/main">
+              <a:graphicData uri="http://schemas.openxmlformats.org/drawingml/2006/picture">
+                <pic:pic xmlns:pic="http://schemas.openxmlformats.org/drawingml/2006/picture">
+                  <pic:nvPicPr>
+                    <pic:cNvPr id="0" name="Picture 5" descr="C:\Users\jasin\OneDrive\Obrazy\Zrzuty ekranu\Zrzut ekranu (234).png"/>
+                    <pic:cNvPicPr>
+                      <a:picLocks noChangeAspect="1" noChangeArrowheads="1"/>
+                    </pic:cNvPicPr>
+                  </pic:nvPicPr>
+                  <pic:blipFill>
+                    <a:blip r:embed="rId5">
+                      <a:extLst>
+                        <a:ext uri="{28A0092B-C50C-407E-A947-70E740481C1C}">
+                          <a14:useLocalDpi xmlns:a14="http://schemas.microsoft.com/office/drawing/2010/main" val="0"/>
+                        </a:ext>
+                      </a:extLst>
+                    </a:blip>
+                    <a:srcRect/>
+                    <a:stretch>
+                      <a:fillRect/>
+                    </a:stretch>
+                  </pic:blipFill>
+                  <pic:spPr bwMode="auto">
+                    <a:xfrm>
+                      <a:off x="0" y="0"/>
+                      <a:ext cx="4208834" cy="6213310"/>
+                    </a:xfrm>
+                    <a:prstGeom prst="rect">
+                      <a:avLst/>
+                    </a:prstGeom>
+                    <a:noFill/>
+                    <a:ln>
+                      <a:noFill/>
+                    </a:ln>
+                  </pic:spPr>
+                </pic:pic>
+              </a:graphicData>
+            </a:graphic>
+            <wp14:sizeRelH relativeFrom="page">
+              <wp14:pctWidth>0</wp14:pctWidth>
+            </wp14:sizeRelH>
+            <wp14:sizeRelV relativeFrom="page">
+              <wp14:pctHeight>0</wp14:pctHeight>
+            </wp14:sizeRelV>
+          </wp:anchor>
+        </w:drawing>
+      </w:r>
+      <w:r>
+        <w:t>2.Wykonanie czynności:</w:t>
+      </w:r>
+      <w:r>
+        <w:br/>
+        <w:t xml:space="preserve">+ W pierwszej kolejności zapytałem się AI </w:t>
+      </w:r>
+      <w:proofErr w:type="spellStart"/>
+      <w:r>
+        <w:t>Gamini</w:t>
+      </w:r>
+      <w:proofErr w:type="spellEnd"/>
+      <w:r>
+        <w:t xml:space="preserve"> jakie komendy by cos takiego </w:t>
+      </w:r>
+      <w:proofErr w:type="spellStart"/>
+      <w:r>
+        <w:t>obslugiwaly</w:t>
+      </w:r>
+      <w:proofErr w:type="spellEnd"/>
+      <w:r>
+        <w:t xml:space="preserve"> i jak to zrobić:</w:t>
+      </w:r>
+    </w:p>
+    <w:p>
+      <w:r>
+        <w:rPr>
+          <w:rFonts w:ascii="Times New Roman" w:eastAsia="Times New Roman" w:hAnsi="Times New Roman" w:cs="Times New Roman"/>
+          <w:noProof/>
+          <w:sz w:val="24"/>
+          <w:szCs w:val="24"/>
+          <w:lang w:eastAsia="pl-PL"/>
+        </w:rPr>
+        <w:drawing>
+          <wp:anchor distT="0" distB="0" distL="114300" distR="114300" simplePos="0" relativeHeight="251663872" behindDoc="1" locked="0" layoutInCell="1" allowOverlap="1" wp14:anchorId="6E40BD94" wp14:editId="44B5C7FB">
+            <wp:simplePos x="0" y="0"/>
+            <wp:positionH relativeFrom="column">
+              <wp:posOffset>-829687</wp:posOffset>
+            </wp:positionH>
+            <wp:positionV relativeFrom="paragraph">
+              <wp:posOffset>280356</wp:posOffset>
+            </wp:positionV>
+            <wp:extent cx="3726415" cy="5098415"/>
+            <wp:effectExtent l="0" t="0" r="0" b="0"/>
+            <wp:wrapNone/>
+            <wp:docPr id="2" name="Obraz 2" descr="C:\Users\jasin\OneDrive\Obrazy\Zrzuty ekranu\Zrzut ekranu (233).png"/>
+            <wp:cNvGraphicFramePr>
+              <a:graphicFrameLocks xmlns:a="http://schemas.openxmlformats.org/drawingml/2006/main" noChangeAspect="1"/>
+            </wp:cNvGraphicFramePr>
+            <a:graphic xmlns:a="http://schemas.openxmlformats.org/drawingml/2006/main">
+              <a:graphicData uri="http://schemas.openxmlformats.org/drawingml/2006/picture">
+                <pic:pic xmlns:pic="http://schemas.openxmlformats.org/drawingml/2006/picture">
+                  <pic:nvPicPr>
+                    <pic:cNvPr id="0" name="Picture 3" descr="C:\Users\jasin\OneDrive\Obrazy\Zrzuty ekranu\Zrzut ekranu (233).png"/>
+                    <pic:cNvPicPr>
+                      <a:picLocks noChangeAspect="1" noChangeArrowheads="1"/>
+                    </pic:cNvPicPr>
+                  </pic:nvPicPr>
+                  <pic:blipFill>
+                    <a:blip r:embed="rId6">
+                      <a:extLst>
+                        <a:ext uri="{28A0092B-C50C-407E-A947-70E740481C1C}">
+                          <a14:useLocalDpi xmlns:a14="http://schemas.microsoft.com/office/drawing/2010/main" val="0"/>
+                        </a:ext>
+                      </a:extLst>
+                    </a:blip>
+                    <a:srcRect/>
+                    <a:stretch>
+                      <a:fillRect/>
+                    </a:stretch>
+                  </pic:blipFill>
+                  <pic:spPr bwMode="auto">
+                    <a:xfrm>
+                      <a:off x="0" y="0"/>
+                      <a:ext cx="3726415" cy="5098415"/>
+                    </a:xfrm>
+                    <a:prstGeom prst="rect">
+                      <a:avLst/>
+                    </a:prstGeom>
+                    <a:noFill/>
+                    <a:ln>
+                      <a:noFill/>
+                    </a:ln>
+                  </pic:spPr>
+                </pic:pic>
+              </a:graphicData>
+            </a:graphic>
+            <wp14:sizeRelH relativeFrom="page">
+              <wp14:pctWidth>0</wp14:pctWidth>
+            </wp14:sizeRelH>
+            <wp14:sizeRelV relativeFrom="page">
+              <wp14:pctHeight>0</wp14:pctHeight>
+            </wp14:sizeRelV>
+          </wp:anchor>
+        </w:drawing>
+      </w:r>
+    </w:p>
+    <w:p/>
+    <w:p/>
+    <w:p/>
+    <w:p/>
+    <w:p/>
+    <w:p>
+      <w:pPr>
+        <w:spacing w:before="100" w:beforeAutospacing="1" w:after="100" w:afterAutospacing="1" w:line="240" w:lineRule="auto"/>
+        <w:rPr>
+          <w:rFonts w:ascii="Times New Roman" w:eastAsia="Times New Roman" w:hAnsi="Times New Roman" w:cs="Times New Roman"/>
+          <w:sz w:val="24"/>
+          <w:szCs w:val="24"/>
+          <w:lang w:eastAsia="pl-PL"/>
+        </w:rPr>
+      </w:pPr>
+    </w:p>
+    <w:p/>
+    <w:p/>
+    <w:p/>
+    <w:p/>
+    <w:p>
+      <w:pPr>
+        <w:spacing w:before="100" w:beforeAutospacing="1" w:after="100" w:afterAutospacing="1" w:line="240" w:lineRule="auto"/>
+        <w:rPr>
+          <w:rFonts w:ascii="Times New Roman" w:eastAsia="Times New Roman" w:hAnsi="Times New Roman" w:cs="Times New Roman"/>
+          <w:sz w:val="24"/>
+          <w:szCs w:val="24"/>
+          <w:lang w:eastAsia="pl-PL"/>
+        </w:rPr>
+      </w:pPr>
+    </w:p>
+    <w:p/>
+    <w:p/>
+    <w:p/>
+    <w:p/>
+    <w:p/>
+    <w:p/>
+    <w:p/>
+    <w:p/>
+    <w:p>
+      <w:r>
+        <w:lastRenderedPageBreak/>
+        <w:t xml:space="preserve">+ </w:t>
+      </w:r>
+      <w:proofErr w:type="spellStart"/>
+      <w:r>
+        <w:t>Dodalem</w:t>
+      </w:r>
+      <w:proofErr w:type="spellEnd"/>
+      <w:r>
+        <w:t xml:space="preserve"> bibliotekę, zmienna </w:t>
+      </w:r>
+      <w:proofErr w:type="spellStart"/>
+      <w:r>
+        <w:t>opisujaca</w:t>
+      </w:r>
+      <w:proofErr w:type="spellEnd"/>
+      <w:r>
+        <w:t xml:space="preserve"> pozycje gracza, zmienna licznika </w:t>
+      </w:r>
+      <w:proofErr w:type="spellStart"/>
+      <w:r>
+        <w:t>skarbow</w:t>
+      </w:r>
+      <w:proofErr w:type="spellEnd"/>
+      <w:r>
+        <w:t xml:space="preserve">, zmienna stanu     gry w której 0 </w:t>
+      </w:r>
+      <w:proofErr w:type="spellStart"/>
+      <w:r>
+        <w:t>ozancza</w:t>
+      </w:r>
+      <w:proofErr w:type="spellEnd"/>
+      <w:r>
+        <w:t xml:space="preserve"> </w:t>
+      </w:r>
+      <w:proofErr w:type="spellStart"/>
+      <w:r>
+        <w:t>gre</w:t>
+      </w:r>
+      <w:proofErr w:type="spellEnd"/>
+      <w:r>
+        <w:t xml:space="preserve">; 1 oznacza wygrana, czyli zebranie wszystkich </w:t>
+      </w:r>
+      <w:proofErr w:type="spellStart"/>
+      <w:r>
+        <w:t>skarbow</w:t>
+      </w:r>
+      <w:proofErr w:type="spellEnd"/>
+      <w:r>
+        <w:t xml:space="preserve">; 2 oznacza przegrana, czyli wejście w </w:t>
+      </w:r>
+      <w:proofErr w:type="spellStart"/>
+      <w:r>
+        <w:t>ściane</w:t>
+      </w:r>
+      <w:proofErr w:type="spellEnd"/>
+      <w:r>
+        <w:t xml:space="preserve">; 3 oznacza zatrzymanie gry i wyjście poprzez </w:t>
+      </w:r>
+      <w:proofErr w:type="spellStart"/>
+      <w:r>
+        <w:t>wcisniecie</w:t>
+      </w:r>
+      <w:proofErr w:type="spellEnd"/>
+      <w:r>
+        <w:t xml:space="preserve"> przez gracza </w:t>
+      </w:r>
+      <w:proofErr w:type="spellStart"/>
+      <w:r>
+        <w:t>kalwisza</w:t>
+      </w:r>
+      <w:proofErr w:type="spellEnd"/>
+      <w:r>
+        <w:t xml:space="preserve"> x.</w:t>
+      </w:r>
+      <w:r>
+        <w:br/>
+        <w:t xml:space="preserve">+ Stworzyłem </w:t>
+      </w:r>
+      <w:proofErr w:type="spellStart"/>
+      <w:r>
+        <w:t>petle</w:t>
+      </w:r>
+      <w:proofErr w:type="spellEnd"/>
+      <w:r>
+        <w:t xml:space="preserve"> </w:t>
+      </w:r>
+      <w:proofErr w:type="spellStart"/>
+      <w:r>
+        <w:t>while</w:t>
+      </w:r>
+      <w:proofErr w:type="spellEnd"/>
+      <w:r>
+        <w:t xml:space="preserve"> </w:t>
+      </w:r>
+      <w:proofErr w:type="spellStart"/>
+      <w:r>
+        <w:t>okreslajaca</w:t>
+      </w:r>
+      <w:proofErr w:type="spellEnd"/>
+      <w:r>
+        <w:t xml:space="preserve"> stan gry dzięki której gra będzie </w:t>
+      </w:r>
+      <w:proofErr w:type="spellStart"/>
+      <w:r>
+        <w:t>dzilac</w:t>
+      </w:r>
+      <w:proofErr w:type="spellEnd"/>
+      <w:r>
+        <w:br/>
+        <w:t xml:space="preserve">+ </w:t>
+      </w:r>
+      <w:proofErr w:type="spellStart"/>
+      <w:r>
+        <w:t>Stworzylem</w:t>
+      </w:r>
+      <w:proofErr w:type="spellEnd"/>
+      <w:r>
+        <w:t xml:space="preserve"> znak klawisz poprzez komendę char i </w:t>
+      </w:r>
+      <w:proofErr w:type="spellStart"/>
+      <w:r>
+        <w:t>uzylem</w:t>
+      </w:r>
+      <w:proofErr w:type="spellEnd"/>
+      <w:r>
+        <w:t xml:space="preserve"> komendy _</w:t>
+      </w:r>
+      <w:proofErr w:type="spellStart"/>
+      <w:r>
+        <w:t>getch</w:t>
+      </w:r>
+      <w:proofErr w:type="spellEnd"/>
+      <w:r>
+        <w:t xml:space="preserve">() </w:t>
+      </w:r>
+      <w:proofErr w:type="spellStart"/>
+      <w:r>
+        <w:t>dizeki</w:t>
+      </w:r>
+      <w:proofErr w:type="spellEnd"/>
+      <w:r>
+        <w:t xml:space="preserve"> której program czeka na </w:t>
+      </w:r>
+      <w:proofErr w:type="spellStart"/>
+      <w:r>
+        <w:t>wcisiecie</w:t>
+      </w:r>
+      <w:proofErr w:type="spellEnd"/>
+      <w:r>
+        <w:t xml:space="preserve"> jakiegoś klawisza z klawiatury</w:t>
+      </w:r>
+      <w:r>
+        <w:br/>
+        <w:t xml:space="preserve">+ </w:t>
+      </w:r>
+      <w:proofErr w:type="spellStart"/>
+      <w:r>
+        <w:t>Stworzylem</w:t>
+      </w:r>
+      <w:proofErr w:type="spellEnd"/>
+      <w:r>
+        <w:t xml:space="preserve"> zmienne ruchowe </w:t>
+      </w:r>
+      <w:proofErr w:type="spellStart"/>
+      <w:r>
+        <w:t>garcza</w:t>
+      </w:r>
+      <w:proofErr w:type="spellEnd"/>
+      <w:r>
+        <w:t xml:space="preserve"> które </w:t>
+      </w:r>
+      <w:proofErr w:type="spellStart"/>
+      <w:r>
+        <w:t>okreslaja</w:t>
+      </w:r>
+      <w:proofErr w:type="spellEnd"/>
+      <w:r>
+        <w:t xml:space="preserve"> </w:t>
+      </w:r>
+      <w:proofErr w:type="spellStart"/>
+      <w:r>
+        <w:t>zamierzany</w:t>
+      </w:r>
+      <w:proofErr w:type="spellEnd"/>
+      <w:r>
+        <w:t xml:space="preserve"> ruch i nowa pozycje gracza</w:t>
+      </w:r>
+      <w:r>
+        <w:br/>
+        <w:t xml:space="preserve">+ Przypisałem odpowiednim klawisza dany ruch: w- w </w:t>
+      </w:r>
+      <w:proofErr w:type="spellStart"/>
+      <w:r>
+        <w:t>gore</w:t>
+      </w:r>
+      <w:proofErr w:type="spellEnd"/>
+      <w:r>
+        <w:t>, s- w dół, a- w lewo, d-w prawo</w:t>
+      </w:r>
+      <w:r>
+        <w:br/>
+        <w:t>+ Stworzyłem kod który aktualizuje labirynt po ruchu gracza</w:t>
+      </w:r>
+    </w:p>
+    <w:p>
+      <w:r>
+        <w:t>3.Rezultaty</w:t>
+      </w:r>
+      <w:r>
+        <w:br/>
+        <w:t xml:space="preserve">Program </w:t>
+      </w:r>
+      <w:proofErr w:type="spellStart"/>
+      <w:r>
+        <w:t>dzila</w:t>
+      </w:r>
+      <w:proofErr w:type="spellEnd"/>
+      <w:r>
+        <w:t xml:space="preserve"> poprawnie można się już poruszać po labiryncie który natychmiastowo reaguje na ruch i się </w:t>
+      </w:r>
+      <w:proofErr w:type="spellStart"/>
+      <w:r>
+        <w:t>nadpsiuje</w:t>
+      </w:r>
+      <w:proofErr w:type="spellEnd"/>
+      <w:r>
+        <w:t xml:space="preserve"> oraz aktualizuje. Przy pomocy AI udało się mi </w:t>
+      </w:r>
+      <w:proofErr w:type="spellStart"/>
+      <w:r>
+        <w:t>swtorzyc</w:t>
+      </w:r>
+      <w:proofErr w:type="spellEnd"/>
+      <w:r>
+        <w:t xml:space="preserve"> odpowiedni kod odpowiadający za ruchy gracza i </w:t>
       </w:r>
       <w:proofErr w:type="spellStart"/>
       <w:r>
@@ -429,219 +1228,19 @@
       </w:r>
       <w:proofErr w:type="spellEnd"/>
       <w:r>
-        <w:t xml:space="preserve"> się popranie zapisuje w chmurze i </w:t>
-      </w:r>
-      <w:proofErr w:type="spellStart"/>
-      <w:r>
-        <w:t>wysyla</w:t>
-      </w:r>
-      <w:proofErr w:type="spellEnd"/>
-      <w:r>
-        <w:t xml:space="preserve"> oraz na stworzeniu planszy gry czyli labiryntu.</w:t>
-      </w:r>
-    </w:p>
-    <w:p>
-      <w:r>
-        <w:t>2.Wykonanie czynności:</w:t>
-      </w:r>
-      <w:r>
-        <w:br/>
-        <w:t xml:space="preserve">+ Wysłanie wczorajszych </w:t>
-      </w:r>
-      <w:proofErr w:type="spellStart"/>
-      <w:r>
-        <w:t>plikow</w:t>
-      </w:r>
-      <w:proofErr w:type="spellEnd"/>
-      <w:r>
-        <w:t xml:space="preserve"> na </w:t>
-      </w:r>
-      <w:proofErr w:type="spellStart"/>
-      <w:r>
-        <w:t>chmure</w:t>
-      </w:r>
-      <w:proofErr w:type="spellEnd"/>
-      <w:r>
-        <w:t xml:space="preserve"> z powodu wcześniejszych komplikacji </w:t>
-      </w:r>
-      <w:proofErr w:type="spellStart"/>
-      <w:r>
-        <w:t>wyslaniem</w:t>
-      </w:r>
-      <w:proofErr w:type="spellEnd"/>
-      <w:r>
-        <w:br/>
-        <w:t xml:space="preserve">+ Stworzenie planszy gry, czyli labiryntu po którym będzie się poruszać gracz w celu zebraniu wszystkich </w:t>
-      </w:r>
-      <w:proofErr w:type="spellStart"/>
-      <w:r>
-        <w:t>skarbow</w:t>
-      </w:r>
-      <w:proofErr w:type="spellEnd"/>
-      <w:r>
-        <w:t>.</w:t>
-      </w:r>
-      <w:r>
-        <w:br/>
-        <w:t xml:space="preserve">+ Plansza jest zbudowana z 0, 1, 5 oraz </w:t>
-      </w:r>
-      <w:proofErr w:type="spellStart"/>
-      <w:r>
-        <w:t>spcji</w:t>
-      </w:r>
-      <w:proofErr w:type="spellEnd"/>
-      <w:r>
-        <w:t xml:space="preserve">, które kolejno </w:t>
-      </w:r>
-      <w:proofErr w:type="spellStart"/>
-      <w:r>
-        <w:t>zonaczaja</w:t>
-      </w:r>
-      <w:proofErr w:type="spellEnd"/>
-      <w:r>
-        <w:t xml:space="preserve"> ściany gracza skarby oraz wolne pola po których będzie się </w:t>
-      </w:r>
-      <w:proofErr w:type="spellStart"/>
-      <w:r>
-        <w:t>mogl</w:t>
-      </w:r>
-      <w:proofErr w:type="spellEnd"/>
-      <w:r>
-        <w:t xml:space="preserve"> poruszać gracz.</w:t>
-      </w:r>
-      <w:r>
-        <w:br/>
-        <w:t xml:space="preserve">+ W labiryncie będzie ukryte 5 </w:t>
-      </w:r>
-      <w:proofErr w:type="spellStart"/>
-      <w:r>
-        <w:t>skarbow</w:t>
-      </w:r>
-      <w:proofErr w:type="spellEnd"/>
-      <w:r>
-        <w:t xml:space="preserve"> które gracz będzie </w:t>
-      </w:r>
-      <w:proofErr w:type="spellStart"/>
-      <w:r>
-        <w:t>musial</w:t>
-      </w:r>
-      <w:proofErr w:type="spellEnd"/>
-      <w:r>
-        <w:t xml:space="preserve"> </w:t>
-      </w:r>
-      <w:proofErr w:type="spellStart"/>
-      <w:r>
-        <w:t>zebrac</w:t>
-      </w:r>
-      <w:proofErr w:type="spellEnd"/>
-      <w:r>
-        <w:t xml:space="preserve"> aby </w:t>
-      </w:r>
-      <w:proofErr w:type="spellStart"/>
-      <w:r>
-        <w:t>wygrac</w:t>
-      </w:r>
-      <w:proofErr w:type="spellEnd"/>
-      <w:r>
-        <w:t xml:space="preserve"> </w:t>
-      </w:r>
-      <w:proofErr w:type="spellStart"/>
-      <w:r>
-        <w:t>gre</w:t>
-      </w:r>
-      <w:proofErr w:type="spellEnd"/>
-      <w:r>
-        <w:br/>
-        <w:t xml:space="preserve">+ </w:t>
-      </w:r>
-      <w:proofErr w:type="spellStart"/>
-      <w:r>
-        <w:t>Swtorzenie</w:t>
-      </w:r>
-      <w:proofErr w:type="spellEnd"/>
-      <w:r>
-        <w:t xml:space="preserve"> kodu który będzie </w:t>
-      </w:r>
-      <w:proofErr w:type="spellStart"/>
-      <w:r>
-        <w:t>wypisywal</w:t>
-      </w:r>
-      <w:proofErr w:type="spellEnd"/>
-      <w:r>
-        <w:t xml:space="preserve"> </w:t>
-      </w:r>
-      <w:proofErr w:type="spellStart"/>
-      <w:r>
-        <w:t>labirytn</w:t>
-      </w:r>
-      <w:proofErr w:type="spellEnd"/>
-      <w:r>
-        <w:br/>
-        <w:t xml:space="preserve">+ Zapisanie i </w:t>
-      </w:r>
-      <w:proofErr w:type="spellStart"/>
-      <w:r>
-        <w:t>wyslanie</w:t>
-      </w:r>
-      <w:proofErr w:type="spellEnd"/>
-      <w:r>
-        <w:t xml:space="preserve"> zaktualizowanych i </w:t>
-      </w:r>
-      <w:proofErr w:type="spellStart"/>
-      <w:r>
-        <w:t>rozrzerzonych</w:t>
-      </w:r>
-      <w:proofErr w:type="spellEnd"/>
-      <w:r>
-        <w:t xml:space="preserve"> </w:t>
-      </w:r>
-      <w:proofErr w:type="spellStart"/>
-      <w:r>
-        <w:t>plikow</w:t>
-      </w:r>
-      <w:proofErr w:type="spellEnd"/>
-      <w:r>
-        <w:t xml:space="preserve"> na gita</w:t>
-      </w:r>
-    </w:p>
-    <w:p>
-      <w:r>
-        <w:t>3.Rezultaty</w:t>
-      </w:r>
-      <w:r>
-        <w:br/>
-        <w:t>+ Wszystko się ładnie zapisuje i działa</w:t>
-      </w:r>
-      <w:r>
-        <w:br/>
-        <w:t xml:space="preserve">+ Kod i gra na razie działa perfekcyjnie i idealnie wypisuje </w:t>
-      </w:r>
-      <w:proofErr w:type="spellStart"/>
-      <w:r>
-        <w:t>tabelke</w:t>
-      </w:r>
-      <w:proofErr w:type="spellEnd"/>
-      <w:r>
-        <w:t xml:space="preserve"> </w:t>
-      </w:r>
-      <w:proofErr w:type="spellStart"/>
-      <w:r>
-        <w:t>inforamcyjna</w:t>
-      </w:r>
-      <w:proofErr w:type="spellEnd"/>
-      <w:r>
-        <w:t xml:space="preserve"> oraz plansze czyli labirynt tak jak miałem w planach</w:t>
+        <w:t xml:space="preserve"> idzie zgodnie z tym co </w:t>
+      </w:r>
+      <w:proofErr w:type="spellStart"/>
+      <w:r>
+        <w:t>zakladalem</w:t>
+      </w:r>
+      <w:proofErr w:type="spellEnd"/>
+      <w:r>
+        <w:t xml:space="preserve"> na początku.</w:t>
       </w:r>
       <w:bookmarkStart w:id="0" w:name="_GoBack"/>
       <w:bookmarkEnd w:id="0"/>
     </w:p>
-    <w:p/>
-    <w:p/>
-    <w:p/>
-    <w:p/>
-    <w:p/>
-    <w:p/>
-    <w:p/>
     <w:sectPr>
       <w:pgSz w:w="11906" w:h="16838"/>
       <w:pgMar w:top="1417" w:right="1417" w:bottom="1417" w:left="1417" w:header="708" w:footer="708" w:gutter="0"/>
@@ -1074,6 +1673,23 @@
     <w:semiHidden/>
     <w:unhideWhenUsed/>
   </w:style>
+  <w:style w:type="paragraph" w:styleId="NormalnyWeb">
+    <w:name w:val="Normal (Web)"/>
+    <w:basedOn w:val="Normalny"/>
+    <w:uiPriority w:val="99"/>
+    <w:semiHidden/>
+    <w:unhideWhenUsed/>
+    <w:rsid w:val="006370C9"/>
+    <w:pPr>
+      <w:spacing w:before="100" w:beforeAutospacing="1" w:after="100" w:afterAutospacing="1" w:line="240" w:lineRule="auto"/>
+    </w:pPr>
+    <w:rPr>
+      <w:rFonts w:ascii="Times New Roman" w:eastAsia="Times New Roman" w:hAnsi="Times New Roman" w:cs="Times New Roman"/>
+      <w:sz w:val="24"/>
+      <w:szCs w:val="24"/>
+      <w:lang w:eastAsia="pl-PL"/>
+    </w:rPr>
+  </w:style>
 </w:styles>
 </file>
 
